--- a/hw4/Team11_HW4.docx
+++ b/hw4/Team11_HW4.docx
@@ -11,7 +11,7 @@
         </w:numPr>
         <w:spacing w:before="120" w:after="120"/>
       </w:pPr>
-      <w:bookmarkStart w:id="0" w:name="_Toc196482393"/>
+      <w:bookmarkStart w:id="0" w:name="_Toc196490829"/>
       <w:r>
         <w:t>Yêu cầu</w:t>
       </w:r>
@@ -97,11 +97,13 @@
         <w:t>2. Dùng ít nhất 3 giá trị (MSE, RMSE, MAE, ...) để so sánh các mô hình trên.</w:t>
       </w:r>
     </w:p>
-    <w:bookmarkStart w:id="1" w:name="_Toc196482394" w:displacedByCustomXml="next"/>
+    <w:bookmarkStart w:id="1" w:name="_Toc196490830" w:displacedByCustomXml="next"/>
     <w:sdt>
       <w:sdtPr>
         <w:rPr>
           <w:rFonts w:eastAsia="Times New Roman"/>
+          <w:b w:val="0"/>
+          <w:bCs w:val="0"/>
           <w:sz w:val="28"/>
           <w:szCs w:val="28"/>
         </w:rPr>
@@ -113,8 +115,6 @@
       </w:sdtPr>
       <w:sdtEndPr>
         <w:rPr>
-          <w:b w:val="0"/>
-          <w:bCs w:val="0"/>
           <w:noProof/>
         </w:rPr>
       </w:sdtEndPr>
@@ -150,7 +150,7 @@
           <w:r>
             <w:fldChar w:fldCharType="separate"/>
           </w:r>
-          <w:hyperlink w:anchor="_Toc196482393" w:history="1">
+          <w:hyperlink w:anchor="_Toc196490829" w:history="1">
             <w:r>
               <w:rPr>
                 <w:rStyle w:val="Hyperlink"/>
@@ -173,7 +173,7 @@
               <w:rPr>
                 <w:webHidden/>
               </w:rPr>
-              <w:instrText xml:space="preserve"> PAGEREF _Toc196482393 \h </w:instrText>
+              <w:instrText xml:space="preserve"> PAGEREF _Toc196490829 \h </w:instrText>
             </w:r>
             <w:r>
               <w:rPr>
@@ -209,7 +209,7 @@
               <w14:ligatures w14:val="standardContextual"/>
             </w:rPr>
           </w:pPr>
-          <w:hyperlink w:anchor="_Toc196482394" w:history="1">
+          <w:hyperlink w:anchor="_Toc196490830" w:history="1">
             <w:r>
               <w:rPr>
                 <w:rStyle w:val="Hyperlink"/>
@@ -232,7 +232,7 @@
               <w:rPr>
                 <w:webHidden/>
               </w:rPr>
-              <w:instrText xml:space="preserve"> PAGEREF _Toc196482394 \h </w:instrText>
+              <w:instrText xml:space="preserve"> PAGEREF _Toc196490830 \h </w:instrText>
             </w:r>
             <w:r>
               <w:rPr>
@@ -268,7 +268,7 @@
               <w14:ligatures w14:val="standardContextual"/>
             </w:rPr>
           </w:pPr>
-          <w:hyperlink w:anchor="_Toc196482395" w:history="1">
+          <w:hyperlink w:anchor="_Toc196490831" w:history="1">
             <w:r>
               <w:rPr>
                 <w:rStyle w:val="Hyperlink"/>
@@ -291,7 +291,7 @@
               <w:rPr>
                 <w:webHidden/>
               </w:rPr>
-              <w:instrText xml:space="preserve"> PAGEREF _Toc196482395 \h </w:instrText>
+              <w:instrText xml:space="preserve"> PAGEREF _Toc196490831 \h </w:instrText>
             </w:r>
             <w:r>
               <w:rPr>
@@ -308,7 +308,7 @@
               <w:rPr>
                 <w:webHidden/>
               </w:rPr>
-              <w:t>3</w:t>
+              <w:t>2</w:t>
             </w:r>
             <w:r>
               <w:rPr>
@@ -327,7 +327,7 @@
               <w14:ligatures w14:val="standardContextual"/>
             </w:rPr>
           </w:pPr>
-          <w:hyperlink w:anchor="_Toc196482396" w:history="1">
+          <w:hyperlink w:anchor="_Toc196490832" w:history="1">
             <w:r>
               <w:rPr>
                 <w:rStyle w:val="Hyperlink"/>
@@ -364,7 +364,7 @@
               <w:rPr>
                 <w:webHidden/>
               </w:rPr>
-              <w:instrText xml:space="preserve"> PAGEREF _Toc196482396 \h </w:instrText>
+              <w:instrText xml:space="preserve"> PAGEREF _Toc196490832 \h </w:instrText>
             </w:r>
             <w:r>
               <w:rPr>
@@ -381,7 +381,7 @@
               <w:rPr>
                 <w:webHidden/>
               </w:rPr>
-              <w:t>3</w:t>
+              <w:t>2</w:t>
             </w:r>
             <w:r>
               <w:rPr>
@@ -400,7 +400,7 @@
               <w14:ligatures w14:val="standardContextual"/>
             </w:rPr>
           </w:pPr>
-          <w:hyperlink w:anchor="_Toc196482397" w:history="1">
+          <w:hyperlink w:anchor="_Toc196490833" w:history="1">
             <w:r>
               <w:rPr>
                 <w:rStyle w:val="Hyperlink"/>
@@ -419,6 +419,79 @@
               <w:rPr>
                 <w:rStyle w:val="Hyperlink"/>
               </w:rPr>
+              <w:t>Giới thiệu tập dữ liệu</w:t>
+            </w:r>
+            <w:r>
+              <w:rPr>
+                <w:webHidden/>
+              </w:rPr>
+              <w:tab/>
+            </w:r>
+            <w:r>
+              <w:rPr>
+                <w:webHidden/>
+              </w:rPr>
+              <w:fldChar w:fldCharType="begin"/>
+            </w:r>
+            <w:r>
+              <w:rPr>
+                <w:webHidden/>
+              </w:rPr>
+              <w:instrText xml:space="preserve"> PAGEREF _Toc196490833 \h </w:instrText>
+            </w:r>
+            <w:r>
+              <w:rPr>
+                <w:webHidden/>
+              </w:rPr>
+            </w:r>
+            <w:r>
+              <w:rPr>
+                <w:webHidden/>
+              </w:rPr>
+              <w:fldChar w:fldCharType="separate"/>
+            </w:r>
+            <w:r>
+              <w:rPr>
+                <w:webHidden/>
+              </w:rPr>
+              <w:t>2</w:t>
+            </w:r>
+            <w:r>
+              <w:rPr>
+                <w:webHidden/>
+              </w:rPr>
+              <w:fldChar w:fldCharType="end"/>
+            </w:r>
+          </w:hyperlink>
+        </w:p>
+        <w:p>
+          <w:pPr>
+            <w:pStyle w:val="TOC1"/>
+            <w:rPr>
+              <w:rFonts w:eastAsiaTheme="minorEastAsia"/>
+              <w:kern w:val="2"/>
+              <w14:ligatures w14:val="standardContextual"/>
+            </w:rPr>
+          </w:pPr>
+          <w:hyperlink w:anchor="_Toc196490834" w:history="1">
+            <w:r>
+              <w:rPr>
+                <w:rStyle w:val="Hyperlink"/>
+              </w:rPr>
+              <w:t>3.</w:t>
+            </w:r>
+            <w:r>
+              <w:rPr>
+                <w:rFonts w:eastAsiaTheme="minorEastAsia"/>
+                <w:kern w:val="2"/>
+                <w14:ligatures w14:val="standardContextual"/>
+              </w:rPr>
+              <w:tab/>
+            </w:r>
+            <w:r>
+              <w:rPr>
+                <w:rStyle w:val="Hyperlink"/>
+              </w:rPr>
               <w:t>Giới thiệu chỉ số đánh giá</w:t>
             </w:r>
             <w:r>
@@ -437,7 +510,7 @@
               <w:rPr>
                 <w:webHidden/>
               </w:rPr>
-              <w:instrText xml:space="preserve"> PAGEREF _Toc196482397 \h </w:instrText>
+              <w:instrText xml:space="preserve"> PAGEREF _Toc196490834 \h </w:instrText>
             </w:r>
             <w:r>
               <w:rPr>
@@ -480,7 +553,7 @@
               <w14:ligatures w14:val="standardContextual"/>
             </w:rPr>
           </w:pPr>
-          <w:hyperlink w:anchor="_Toc196482398" w:history="1">
+          <w:hyperlink w:anchor="_Toc196490835" w:history="1">
             <w:r>
               <w:rPr>
                 <w:rStyle w:val="Hyperlink"/>
@@ -488,7 +561,7 @@
                 <w:sz w:val="26"/>
                 <w:szCs w:val="26"/>
               </w:rPr>
-              <w:t>2.1.</w:t>
+              <w:t>3.1.</w:t>
             </w:r>
             <w:r>
               <w:rPr>
@@ -535,7 +608,7 @@
                 <w:sz w:val="26"/>
                 <w:szCs w:val="26"/>
               </w:rPr>
-              <w:instrText xml:space="preserve"> PAGEREF _Toc196482398 \h </w:instrText>
+              <w:instrText xml:space="preserve"> PAGEREF _Toc196490835 \h </w:instrText>
             </w:r>
             <w:r>
               <w:rPr>
@@ -590,7 +663,7 @@
               <w14:ligatures w14:val="standardContextual"/>
             </w:rPr>
           </w:pPr>
-          <w:hyperlink w:anchor="_Toc196482399" w:history="1">
+          <w:hyperlink w:anchor="_Toc196490836" w:history="1">
             <w:r>
               <w:rPr>
                 <w:rStyle w:val="Hyperlink"/>
@@ -598,7 +671,7 @@
                 <w:sz w:val="26"/>
                 <w:szCs w:val="26"/>
               </w:rPr>
-              <w:t>2.2.</w:t>
+              <w:t>3.2.</w:t>
             </w:r>
             <w:r>
               <w:rPr>
@@ -645,7 +718,7 @@
                 <w:sz w:val="26"/>
                 <w:szCs w:val="26"/>
               </w:rPr>
-              <w:instrText xml:space="preserve"> PAGEREF _Toc196482399 \h </w:instrText>
+              <w:instrText xml:space="preserve"> PAGEREF _Toc196490836 \h </w:instrText>
             </w:r>
             <w:r>
               <w:rPr>
@@ -700,7 +773,7 @@
               <w14:ligatures w14:val="standardContextual"/>
             </w:rPr>
           </w:pPr>
-          <w:hyperlink w:anchor="_Toc196482400" w:history="1">
+          <w:hyperlink w:anchor="_Toc196490837" w:history="1">
             <w:r>
               <w:rPr>
                 <w:rStyle w:val="Hyperlink"/>
@@ -708,7 +781,7 @@
                 <w:sz w:val="26"/>
                 <w:szCs w:val="26"/>
               </w:rPr>
-              <w:t>2.3.</w:t>
+              <w:t>3.3.</w:t>
             </w:r>
             <w:r>
               <w:rPr>
@@ -783,7 +856,7 @@
                 <w:sz w:val="26"/>
                 <w:szCs w:val="26"/>
               </w:rPr>
-              <w:instrText xml:space="preserve"> PAGEREF _Toc196482400 \h </w:instrText>
+              <w:instrText xml:space="preserve"> PAGEREF _Toc196490837 \h </w:instrText>
             </w:r>
             <w:r>
               <w:rPr>
@@ -838,7 +911,7 @@
               <w14:ligatures w14:val="standardContextual"/>
             </w:rPr>
           </w:pPr>
-          <w:hyperlink w:anchor="_Toc196482401" w:history="1">
+          <w:hyperlink w:anchor="_Toc196490838" w:history="1">
             <w:r>
               <w:rPr>
                 <w:rStyle w:val="Hyperlink"/>
@@ -846,7 +919,7 @@
                 <w:sz w:val="26"/>
                 <w:szCs w:val="26"/>
               </w:rPr>
-              <w:t>2.4.</w:t>
+              <w:t>3.4.</w:t>
             </w:r>
             <w:r>
               <w:rPr>
@@ -893,7 +966,7 @@
                 <w:sz w:val="26"/>
                 <w:szCs w:val="26"/>
               </w:rPr>
-              <w:instrText xml:space="preserve"> PAGEREF _Toc196482401 \h </w:instrText>
+              <w:instrText xml:space="preserve"> PAGEREF _Toc196490838 \h </w:instrText>
             </w:r>
             <w:r>
               <w:rPr>
@@ -941,12 +1014,12 @@
               <w14:ligatures w14:val="standardContextual"/>
             </w:rPr>
           </w:pPr>
-          <w:hyperlink w:anchor="_Toc196482402" w:history="1">
+          <w:hyperlink w:anchor="_Toc196490839" w:history="1">
             <w:r>
               <w:rPr>
                 <w:rStyle w:val="Hyperlink"/>
               </w:rPr>
-              <w:t>3.</w:t>
+              <w:t>4.</w:t>
             </w:r>
             <w:r>
               <w:rPr>
@@ -960,7 +1033,7 @@
               <w:rPr>
                 <w:rStyle w:val="Hyperlink"/>
               </w:rPr>
-              <w:t>Giới thiệu tập dữ liệu</w:t>
+              <w:t>Cài đặt và thực nghiệm mô hình hồi quy trên tập dữ liệu ở Mục 2</w:t>
             </w:r>
             <w:r>
               <w:rPr>
@@ -978,7 +1051,7 @@
               <w:rPr>
                 <w:webHidden/>
               </w:rPr>
-              <w:instrText xml:space="preserve"> PAGEREF _Toc196482402 \h </w:instrText>
+              <w:instrText xml:space="preserve"> PAGEREF _Toc196490839 \h </w:instrText>
             </w:r>
             <w:r>
               <w:rPr>
@@ -996,79 +1069,6 @@
                 <w:webHidden/>
               </w:rPr>
               <w:t>7</w:t>
-            </w:r>
-            <w:r>
-              <w:rPr>
-                <w:webHidden/>
-              </w:rPr>
-              <w:fldChar w:fldCharType="end"/>
-            </w:r>
-          </w:hyperlink>
-        </w:p>
-        <w:p>
-          <w:pPr>
-            <w:pStyle w:val="TOC1"/>
-            <w:rPr>
-              <w:rFonts w:eastAsiaTheme="minorEastAsia"/>
-              <w:kern w:val="2"/>
-              <w14:ligatures w14:val="standardContextual"/>
-            </w:rPr>
-          </w:pPr>
-          <w:hyperlink w:anchor="_Toc196482403" w:history="1">
-            <w:r>
-              <w:rPr>
-                <w:rStyle w:val="Hyperlink"/>
-              </w:rPr>
-              <w:t>4.</w:t>
-            </w:r>
-            <w:r>
-              <w:rPr>
-                <w:rFonts w:eastAsiaTheme="minorEastAsia"/>
-                <w:kern w:val="2"/>
-                <w14:ligatures w14:val="standardContextual"/>
-              </w:rPr>
-              <w:tab/>
-            </w:r>
-            <w:r>
-              <w:rPr>
-                <w:rStyle w:val="Hyperlink"/>
-              </w:rPr>
-              <w:t>Kết quả thực nghiệm với các mô hình hồi quy trên tập dữ liệu ở Mục 3</w:t>
-            </w:r>
-            <w:r>
-              <w:rPr>
-                <w:webHidden/>
-              </w:rPr>
-              <w:tab/>
-            </w:r>
-            <w:r>
-              <w:rPr>
-                <w:webHidden/>
-              </w:rPr>
-              <w:fldChar w:fldCharType="begin"/>
-            </w:r>
-            <w:r>
-              <w:rPr>
-                <w:webHidden/>
-              </w:rPr>
-              <w:instrText xml:space="preserve"> PAGEREF _Toc196482403 \h </w:instrText>
-            </w:r>
-            <w:r>
-              <w:rPr>
-                <w:webHidden/>
-              </w:rPr>
-            </w:r>
-            <w:r>
-              <w:rPr>
-                <w:webHidden/>
-              </w:rPr>
-              <w:fldChar w:fldCharType="separate"/>
-            </w:r>
-            <w:r>
-              <w:rPr>
-                <w:webHidden/>
-              </w:rPr>
-              <w:t>8</w:t>
             </w:r>
             <w:r>
               <w:rPr>
@@ -1094,7 +1094,7 @@
               <w14:ligatures w14:val="standardContextual"/>
             </w:rPr>
           </w:pPr>
-          <w:hyperlink w:anchor="_Toc196482404" w:history="1">
+          <w:hyperlink w:anchor="_Toc196490840" w:history="1">
             <w:r>
               <w:rPr>
                 <w:rStyle w:val="Hyperlink"/>
@@ -1188,7 +1188,7 @@
                 <w:sz w:val="26"/>
                 <w:szCs w:val="26"/>
               </w:rPr>
-              <w:instrText xml:space="preserve"> PAGEREF _Toc196482404 \h </w:instrText>
+              <w:instrText xml:space="preserve"> PAGEREF _Toc196490840 \h </w:instrText>
             </w:r>
             <w:r>
               <w:rPr>
@@ -1214,7 +1214,7 @@
                 <w:sz w:val="26"/>
                 <w:szCs w:val="26"/>
               </w:rPr>
-              <w:t>8</w:t>
+              <w:t>7</w:t>
             </w:r>
             <w:r>
               <w:rPr>
@@ -1243,7 +1243,7 @@
               <w14:ligatures w14:val="standardContextual"/>
             </w:rPr>
           </w:pPr>
-          <w:hyperlink w:anchor="_Toc196482405" w:history="1">
+          <w:hyperlink w:anchor="_Toc196490841" w:history="1">
             <w:r>
               <w:rPr>
                 <w:rStyle w:val="Hyperlink"/>
@@ -1271,7 +1271,7 @@
                 <w:sz w:val="26"/>
                 <w:szCs w:val="26"/>
               </w:rPr>
-              <w:t>Phân chia tập dữ liệu train, test:</w:t>
+              <w:t>Phân chia tập dữ liệu train (huấn luyện), test (đánh giá):</w:t>
             </w:r>
             <w:r>
               <w:rPr>
@@ -1298,7 +1298,7 @@
                 <w:sz w:val="26"/>
                 <w:szCs w:val="26"/>
               </w:rPr>
-              <w:instrText xml:space="preserve"> PAGEREF _Toc196482405 \h </w:instrText>
+              <w:instrText xml:space="preserve"> PAGEREF _Toc196490841 \h </w:instrText>
             </w:r>
             <w:r>
               <w:rPr>
@@ -1324,7 +1324,7 @@
                 <w:sz w:val="26"/>
                 <w:szCs w:val="26"/>
               </w:rPr>
-              <w:t>8</w:t>
+              <w:t>7</w:t>
             </w:r>
             <w:r>
               <w:rPr>
@@ -1353,7 +1353,7 @@
               <w14:ligatures w14:val="standardContextual"/>
             </w:rPr>
           </w:pPr>
-          <w:hyperlink w:anchor="_Toc196482406" w:history="1">
+          <w:hyperlink w:anchor="_Toc196490842" w:history="1">
             <w:r>
               <w:rPr>
                 <w:rStyle w:val="Hyperlink"/>
@@ -1408,7 +1408,7 @@
                 <w:sz w:val="26"/>
                 <w:szCs w:val="26"/>
               </w:rPr>
-              <w:instrText xml:space="preserve"> PAGEREF _Toc196482406 \h </w:instrText>
+              <w:instrText xml:space="preserve"> PAGEREF _Toc196490842 \h </w:instrText>
             </w:r>
             <w:r>
               <w:rPr>
@@ -1434,7 +1434,7 @@
                 <w:sz w:val="26"/>
                 <w:szCs w:val="26"/>
               </w:rPr>
-              <w:t>9</w:t>
+              <w:t>8</w:t>
             </w:r>
             <w:r>
               <w:rPr>
@@ -1463,7 +1463,7 @@
               <w14:ligatures w14:val="standardContextual"/>
             </w:rPr>
           </w:pPr>
-          <w:hyperlink w:anchor="_Toc196482407" w:history="1">
+          <w:hyperlink w:anchor="_Toc196490843" w:history="1">
             <w:r>
               <w:rPr>
                 <w:rStyle w:val="Hyperlink"/>
@@ -1518,7 +1518,7 @@
                 <w:sz w:val="26"/>
                 <w:szCs w:val="26"/>
               </w:rPr>
-              <w:instrText xml:space="preserve"> PAGEREF _Toc196482407 \h </w:instrText>
+              <w:instrText xml:space="preserve"> PAGEREF _Toc196490843 \h </w:instrText>
             </w:r>
             <w:r>
               <w:rPr>
@@ -1544,7 +1544,7 @@
                 <w:sz w:val="26"/>
                 <w:szCs w:val="26"/>
               </w:rPr>
-              <w:t>9</w:t>
+              <w:t>8</w:t>
             </w:r>
             <w:r>
               <w:rPr>
@@ -1566,7 +1566,7 @@
               <w14:ligatures w14:val="standardContextual"/>
             </w:rPr>
           </w:pPr>
-          <w:hyperlink w:anchor="_Toc196482408" w:history="1">
+          <w:hyperlink w:anchor="_Toc196490844" w:history="1">
             <w:r>
               <w:rPr>
                 <w:rStyle w:val="Hyperlink"/>
@@ -1603,7 +1603,7 @@
               <w:rPr>
                 <w:webHidden/>
               </w:rPr>
-              <w:instrText xml:space="preserve"> PAGEREF _Toc196482408 \h </w:instrText>
+              <w:instrText xml:space="preserve"> PAGEREF _Toc196490844 \h </w:instrText>
             </w:r>
             <w:r>
               <w:rPr>
@@ -1620,7 +1620,7 @@
               <w:rPr>
                 <w:webHidden/>
               </w:rPr>
-              <w:t>12</w:t>
+              <w:t>11</w:t>
             </w:r>
             <w:r>
               <w:rPr>
@@ -1639,7 +1639,7 @@
               <w14:ligatures w14:val="standardContextual"/>
             </w:rPr>
           </w:pPr>
-          <w:hyperlink w:anchor="_Toc196482409" w:history="1">
+          <w:hyperlink w:anchor="_Toc196490845" w:history="1">
             <w:r>
               <w:rPr>
                 <w:rStyle w:val="Hyperlink"/>
@@ -1662,7 +1662,7 @@
               <w:rPr>
                 <w:webHidden/>
               </w:rPr>
-              <w:instrText xml:space="preserve"> PAGEREF _Toc196482409 \h </w:instrText>
+              <w:instrText xml:space="preserve"> PAGEREF _Toc196490845 \h </w:instrText>
             </w:r>
             <w:r>
               <w:rPr>
@@ -1679,7 +1679,7 @@
               <w:rPr>
                 <w:webHidden/>
               </w:rPr>
-              <w:t>16</w:t>
+              <w:t>15</w:t>
             </w:r>
             <w:r>
               <w:rPr>
@@ -1739,7 +1739,7 @@
           <w:sz w:val="26"/>
           <w:szCs w:val="26"/>
         </w:rPr>
-        <w:instrText xml:space="preserve"> TOC \h \z \c "Hình " </w:instrText>
+        <w:instrText xml:space="preserve"> TOC \h \z \c "Figure" </w:instrText>
       </w:r>
       <w:r>
         <w:rPr>
@@ -1766,7 +1766,7 @@
           <w14:ligatures w14:val="standardContextual"/>
         </w:rPr>
       </w:pPr>
-      <w:hyperlink w:anchor="_Toc196482414" w:history="1">
+      <w:hyperlink w:anchor="_Toc196490853" w:history="1">
         <w:r>
           <w:rPr>
             <w:rStyle w:val="Hyperlink"/>
@@ -1775,7 +1775,18 @@
             <w:sz w:val="26"/>
             <w:szCs w:val="26"/>
           </w:rPr>
-          <w:t>Hình  4.1 Kết quả thực hiện</w:t>
+          <w:t>Hình 4</w:t>
+        </w:r>
+        <w:r>
+          <w:rPr>
+            <w:rStyle w:val="Hyperlink"/>
+            <w:rFonts w:eastAsiaTheme="majorEastAsia"/>
+            <w:noProof/>
+            <w:sz w:val="26"/>
+            <w:szCs w:val="26"/>
+          </w:rPr>
+          <w:noBreakHyphen/>
+          <w:t>1 05 mẫu data cho tập dữ liệu chạy mô hình</w:t>
         </w:r>
         <w:r>
           <w:rPr>
@@ -1802,7 +1813,310 @@
             <w:sz w:val="26"/>
             <w:szCs w:val="26"/>
           </w:rPr>
-          <w:instrText xml:space="preserve"> PAGEREF _Toc196482414 \h </w:instrText>
+          <w:instrText xml:space="preserve"> PAGEREF _Toc196490853 \h </w:instrText>
+        </w:r>
+        <w:r>
+          <w:rPr>
+            <w:noProof/>
+            <w:webHidden/>
+            <w:sz w:val="26"/>
+            <w:szCs w:val="26"/>
+          </w:rPr>
+        </w:r>
+        <w:r>
+          <w:rPr>
+            <w:noProof/>
+            <w:webHidden/>
+            <w:sz w:val="26"/>
+            <w:szCs w:val="26"/>
+          </w:rPr>
+          <w:fldChar w:fldCharType="separate"/>
+        </w:r>
+        <w:r>
+          <w:rPr>
+            <w:noProof/>
+            <w:webHidden/>
+            <w:sz w:val="26"/>
+            <w:szCs w:val="26"/>
+          </w:rPr>
+          <w:t>7</w:t>
+        </w:r>
+        <w:r>
+          <w:rPr>
+            <w:noProof/>
+            <w:webHidden/>
+            <w:sz w:val="26"/>
+            <w:szCs w:val="26"/>
+          </w:rPr>
+          <w:fldChar w:fldCharType="end"/>
+        </w:r>
+      </w:hyperlink>
+    </w:p>
+    <w:p>
+      <w:pPr>
+        <w:pStyle w:val="TableofFigures"/>
+        <w:tabs>
+          <w:tab w:val="right" w:leader="dot" w:pos="9890"/>
+        </w:tabs>
+        <w:rPr>
+          <w:rFonts w:asciiTheme="minorHAnsi" w:eastAsiaTheme="minorEastAsia" w:hAnsiTheme="minorHAnsi" w:cstheme="minorBidi"/>
+          <w:noProof/>
+          <w:kern w:val="2"/>
+          <w:sz w:val="26"/>
+          <w:szCs w:val="26"/>
+          <w14:ligatures w14:val="standardContextual"/>
+        </w:rPr>
+      </w:pPr>
+      <w:hyperlink w:anchor="_Toc196490854" w:history="1">
+        <w:r>
+          <w:rPr>
+            <w:rStyle w:val="Hyperlink"/>
+            <w:rFonts w:eastAsiaTheme="majorEastAsia"/>
+            <w:noProof/>
+            <w:sz w:val="26"/>
+            <w:szCs w:val="26"/>
+          </w:rPr>
+          <w:t>Hình 4</w:t>
+        </w:r>
+        <w:r>
+          <w:rPr>
+            <w:rStyle w:val="Hyperlink"/>
+            <w:rFonts w:eastAsiaTheme="majorEastAsia"/>
+            <w:noProof/>
+            <w:sz w:val="26"/>
+            <w:szCs w:val="26"/>
+          </w:rPr>
+          <w:noBreakHyphen/>
+          <w:t>2 Cài đặt tập train và test dùng python</w:t>
+        </w:r>
+        <w:r>
+          <w:rPr>
+            <w:noProof/>
+            <w:webHidden/>
+            <w:sz w:val="26"/>
+            <w:szCs w:val="26"/>
+          </w:rPr>
+          <w:tab/>
+        </w:r>
+        <w:r>
+          <w:rPr>
+            <w:noProof/>
+            <w:webHidden/>
+            <w:sz w:val="26"/>
+            <w:szCs w:val="26"/>
+          </w:rPr>
+          <w:fldChar w:fldCharType="begin"/>
+        </w:r>
+        <w:r>
+          <w:rPr>
+            <w:noProof/>
+            <w:webHidden/>
+            <w:sz w:val="26"/>
+            <w:szCs w:val="26"/>
+          </w:rPr>
+          <w:instrText xml:space="preserve"> PAGEREF _Toc196490854 \h </w:instrText>
+        </w:r>
+        <w:r>
+          <w:rPr>
+            <w:noProof/>
+            <w:webHidden/>
+            <w:sz w:val="26"/>
+            <w:szCs w:val="26"/>
+          </w:rPr>
+        </w:r>
+        <w:r>
+          <w:rPr>
+            <w:noProof/>
+            <w:webHidden/>
+            <w:sz w:val="26"/>
+            <w:szCs w:val="26"/>
+          </w:rPr>
+          <w:fldChar w:fldCharType="separate"/>
+        </w:r>
+        <w:r>
+          <w:rPr>
+            <w:noProof/>
+            <w:webHidden/>
+            <w:sz w:val="26"/>
+            <w:szCs w:val="26"/>
+          </w:rPr>
+          <w:t>8</w:t>
+        </w:r>
+        <w:r>
+          <w:rPr>
+            <w:noProof/>
+            <w:webHidden/>
+            <w:sz w:val="26"/>
+            <w:szCs w:val="26"/>
+          </w:rPr>
+          <w:fldChar w:fldCharType="end"/>
+        </w:r>
+      </w:hyperlink>
+    </w:p>
+    <w:p>
+      <w:pPr>
+        <w:pStyle w:val="TableofFigures"/>
+        <w:tabs>
+          <w:tab w:val="right" w:leader="dot" w:pos="9890"/>
+        </w:tabs>
+        <w:rPr>
+          <w:rFonts w:asciiTheme="minorHAnsi" w:eastAsiaTheme="minorEastAsia" w:hAnsiTheme="minorHAnsi" w:cstheme="minorBidi"/>
+          <w:noProof/>
+          <w:kern w:val="2"/>
+          <w:sz w:val="26"/>
+          <w:szCs w:val="26"/>
+          <w14:ligatures w14:val="standardContextual"/>
+        </w:rPr>
+      </w:pPr>
+      <w:hyperlink w:anchor="_Toc196490855" w:history="1">
+        <w:r>
+          <w:rPr>
+            <w:rStyle w:val="Hyperlink"/>
+            <w:rFonts w:eastAsiaTheme="majorEastAsia"/>
+            <w:noProof/>
+            <w:sz w:val="26"/>
+            <w:szCs w:val="26"/>
+          </w:rPr>
+          <w:t>Hình 4</w:t>
+        </w:r>
+        <w:r>
+          <w:rPr>
+            <w:rStyle w:val="Hyperlink"/>
+            <w:rFonts w:eastAsiaTheme="majorEastAsia"/>
+            <w:noProof/>
+            <w:sz w:val="26"/>
+            <w:szCs w:val="26"/>
+          </w:rPr>
+          <w:noBreakHyphen/>
+          <w:t>3 Cài đặt các mô hình hồi qui dùng python</w:t>
+        </w:r>
+        <w:r>
+          <w:rPr>
+            <w:noProof/>
+            <w:webHidden/>
+            <w:sz w:val="26"/>
+            <w:szCs w:val="26"/>
+          </w:rPr>
+          <w:tab/>
+        </w:r>
+        <w:r>
+          <w:rPr>
+            <w:noProof/>
+            <w:webHidden/>
+            <w:sz w:val="26"/>
+            <w:szCs w:val="26"/>
+          </w:rPr>
+          <w:fldChar w:fldCharType="begin"/>
+        </w:r>
+        <w:r>
+          <w:rPr>
+            <w:noProof/>
+            <w:webHidden/>
+            <w:sz w:val="26"/>
+            <w:szCs w:val="26"/>
+          </w:rPr>
+          <w:instrText xml:space="preserve"> PAGEREF _Toc196490855 \h </w:instrText>
+        </w:r>
+        <w:r>
+          <w:rPr>
+            <w:noProof/>
+            <w:webHidden/>
+            <w:sz w:val="26"/>
+            <w:szCs w:val="26"/>
+          </w:rPr>
+        </w:r>
+        <w:r>
+          <w:rPr>
+            <w:noProof/>
+            <w:webHidden/>
+            <w:sz w:val="26"/>
+            <w:szCs w:val="26"/>
+          </w:rPr>
+          <w:fldChar w:fldCharType="separate"/>
+        </w:r>
+        <w:r>
+          <w:rPr>
+            <w:noProof/>
+            <w:webHidden/>
+            <w:sz w:val="26"/>
+            <w:szCs w:val="26"/>
+          </w:rPr>
+          <w:t>8</w:t>
+        </w:r>
+        <w:r>
+          <w:rPr>
+            <w:noProof/>
+            <w:webHidden/>
+            <w:sz w:val="26"/>
+            <w:szCs w:val="26"/>
+          </w:rPr>
+          <w:fldChar w:fldCharType="end"/>
+        </w:r>
+      </w:hyperlink>
+    </w:p>
+    <w:p>
+      <w:pPr>
+        <w:pStyle w:val="TableofFigures"/>
+        <w:tabs>
+          <w:tab w:val="right" w:leader="dot" w:pos="9890"/>
+        </w:tabs>
+        <w:rPr>
+          <w:rFonts w:asciiTheme="minorHAnsi" w:eastAsiaTheme="minorEastAsia" w:hAnsiTheme="minorHAnsi" w:cstheme="minorBidi"/>
+          <w:noProof/>
+          <w:kern w:val="2"/>
+          <w:sz w:val="26"/>
+          <w:szCs w:val="26"/>
+          <w14:ligatures w14:val="standardContextual"/>
+        </w:rPr>
+      </w:pPr>
+      <w:hyperlink w:anchor="_Toc196490856" w:history="1">
+        <w:r>
+          <w:rPr>
+            <w:rStyle w:val="Hyperlink"/>
+            <w:rFonts w:eastAsiaTheme="majorEastAsia"/>
+            <w:noProof/>
+            <w:sz w:val="26"/>
+            <w:szCs w:val="26"/>
+          </w:rPr>
+          <w:t>Hình 4</w:t>
+        </w:r>
+        <w:r>
+          <w:rPr>
+            <w:rStyle w:val="Hyperlink"/>
+            <w:rFonts w:eastAsiaTheme="majorEastAsia"/>
+            <w:noProof/>
+            <w:sz w:val="26"/>
+            <w:szCs w:val="26"/>
+          </w:rPr>
+          <w:noBreakHyphen/>
+          <w:t>4 Cài đặt các tham số đánh giá mô hình dùng python</w:t>
+        </w:r>
+        <w:r>
+          <w:rPr>
+            <w:noProof/>
+            <w:webHidden/>
+            <w:sz w:val="26"/>
+            <w:szCs w:val="26"/>
+          </w:rPr>
+          <w:tab/>
+        </w:r>
+        <w:r>
+          <w:rPr>
+            <w:noProof/>
+            <w:webHidden/>
+            <w:sz w:val="26"/>
+            <w:szCs w:val="26"/>
+          </w:rPr>
+          <w:fldChar w:fldCharType="begin"/>
+        </w:r>
+        <w:r>
+          <w:rPr>
+            <w:noProof/>
+            <w:webHidden/>
+            <w:sz w:val="26"/>
+            <w:szCs w:val="26"/>
+          </w:rPr>
+          <w:instrText xml:space="preserve"> PAGEREF _Toc196490856 \h </w:instrText>
         </w:r>
         <w:r>
           <w:rPr>
@@ -1856,7 +2170,7 @@
           <w14:ligatures w14:val="standardContextual"/>
         </w:rPr>
       </w:pPr>
-      <w:hyperlink w:anchor="_Toc196482415" w:history="1">
+      <w:hyperlink w:anchor="_Toc196490857" w:history="1">
         <w:r>
           <w:rPr>
             <w:rStyle w:val="Hyperlink"/>
@@ -1865,7 +2179,18 @@
             <w:sz w:val="26"/>
             <w:szCs w:val="26"/>
           </w:rPr>
-          <w:t>Hình  5.1 Cách đặt câu hỏi cho ChatGPT</w:t>
+          <w:t>Hình 4</w:t>
+        </w:r>
+        <w:r>
+          <w:rPr>
+            <w:rStyle w:val="Hyperlink"/>
+            <w:rFonts w:eastAsiaTheme="majorEastAsia"/>
+            <w:noProof/>
+            <w:sz w:val="26"/>
+            <w:szCs w:val="26"/>
+          </w:rPr>
+          <w:noBreakHyphen/>
+          <w:t>5 Kết quả chạy 3 mô hình hồi quy</w:t>
         </w:r>
         <w:r>
           <w:rPr>
@@ -1892,7 +2217,7 @@
             <w:sz w:val="26"/>
             <w:szCs w:val="26"/>
           </w:rPr>
-          <w:instrText xml:space="preserve"> PAGEREF _Toc196482415 \h </w:instrText>
+          <w:instrText xml:space="preserve"> PAGEREF _Toc196490857 \h </w:instrText>
         </w:r>
         <w:r>
           <w:rPr>
@@ -1918,7 +2243,7 @@
             <w:sz w:val="26"/>
             <w:szCs w:val="26"/>
           </w:rPr>
-          <w:t>11</w:t>
+          <w:t>9</w:t>
         </w:r>
         <w:r>
           <w:rPr>
@@ -1933,366 +2258,6 @@
     </w:p>
     <w:p>
       <w:pPr>
-        <w:pStyle w:val="TableofFigures"/>
-        <w:tabs>
-          <w:tab w:val="right" w:leader="dot" w:pos="9890"/>
-        </w:tabs>
-        <w:rPr>
-          <w:rFonts w:asciiTheme="minorHAnsi" w:eastAsiaTheme="minorEastAsia" w:hAnsiTheme="minorHAnsi" w:cstheme="minorBidi"/>
-          <w:noProof/>
-          <w:kern w:val="2"/>
-          <w:sz w:val="26"/>
-          <w:szCs w:val="26"/>
-          <w14:ligatures w14:val="standardContextual"/>
-        </w:rPr>
-      </w:pPr>
-      <w:hyperlink w:anchor="_Toc196482416" w:history="1">
-        <w:r>
-          <w:rPr>
-            <w:rStyle w:val="Hyperlink"/>
-            <w:rFonts w:eastAsiaTheme="majorEastAsia"/>
-            <w:noProof/>
-            <w:sz w:val="26"/>
-            <w:szCs w:val="26"/>
-          </w:rPr>
-          <w:t>Hình  5.2 Phản hồi của ChatGPT về lựa chọn thuật toán</w:t>
-        </w:r>
-        <w:r>
-          <w:rPr>
-            <w:noProof/>
-            <w:webHidden/>
-            <w:sz w:val="26"/>
-            <w:szCs w:val="26"/>
-          </w:rPr>
-          <w:tab/>
-        </w:r>
-        <w:r>
-          <w:rPr>
-            <w:noProof/>
-            <w:webHidden/>
-            <w:sz w:val="26"/>
-            <w:szCs w:val="26"/>
-          </w:rPr>
-          <w:fldChar w:fldCharType="begin"/>
-        </w:r>
-        <w:r>
-          <w:rPr>
-            <w:noProof/>
-            <w:webHidden/>
-            <w:sz w:val="26"/>
-            <w:szCs w:val="26"/>
-          </w:rPr>
-          <w:instrText xml:space="preserve"> PAGEREF _Toc196482416 \h </w:instrText>
-        </w:r>
-        <w:r>
-          <w:rPr>
-            <w:noProof/>
-            <w:webHidden/>
-            <w:sz w:val="26"/>
-            <w:szCs w:val="26"/>
-          </w:rPr>
-        </w:r>
-        <w:r>
-          <w:rPr>
-            <w:noProof/>
-            <w:webHidden/>
-            <w:sz w:val="26"/>
-            <w:szCs w:val="26"/>
-          </w:rPr>
-          <w:fldChar w:fldCharType="separate"/>
-        </w:r>
-        <w:r>
-          <w:rPr>
-            <w:noProof/>
-            <w:webHidden/>
-            <w:sz w:val="26"/>
-            <w:szCs w:val="26"/>
-          </w:rPr>
-          <w:t>12</w:t>
-        </w:r>
-        <w:r>
-          <w:rPr>
-            <w:noProof/>
-            <w:webHidden/>
-            <w:sz w:val="26"/>
-            <w:szCs w:val="26"/>
-          </w:rPr>
-          <w:fldChar w:fldCharType="end"/>
-        </w:r>
-      </w:hyperlink>
-    </w:p>
-    <w:p>
-      <w:pPr>
-        <w:pStyle w:val="TableofFigures"/>
-        <w:tabs>
-          <w:tab w:val="right" w:leader="dot" w:pos="9890"/>
-        </w:tabs>
-        <w:rPr>
-          <w:rFonts w:asciiTheme="minorHAnsi" w:eastAsiaTheme="minorEastAsia" w:hAnsiTheme="minorHAnsi" w:cstheme="minorBidi"/>
-          <w:noProof/>
-          <w:kern w:val="2"/>
-          <w:sz w:val="26"/>
-          <w:szCs w:val="26"/>
-          <w14:ligatures w14:val="standardContextual"/>
-        </w:rPr>
-      </w:pPr>
-      <w:hyperlink w:anchor="_Toc196482417" w:history="1">
-        <w:r>
-          <w:rPr>
-            <w:rStyle w:val="Hyperlink"/>
-            <w:rFonts w:eastAsiaTheme="majorEastAsia"/>
-            <w:noProof/>
-            <w:sz w:val="26"/>
-            <w:szCs w:val="26"/>
-          </w:rPr>
-          <w:t>Hình  5.3 Phản hồi của ChatGPT về lựa chọn độ đo</w:t>
-        </w:r>
-        <w:r>
-          <w:rPr>
-            <w:noProof/>
-            <w:webHidden/>
-            <w:sz w:val="26"/>
-            <w:szCs w:val="26"/>
-          </w:rPr>
-          <w:tab/>
-        </w:r>
-        <w:r>
-          <w:rPr>
-            <w:noProof/>
-            <w:webHidden/>
-            <w:sz w:val="26"/>
-            <w:szCs w:val="26"/>
-          </w:rPr>
-          <w:fldChar w:fldCharType="begin"/>
-        </w:r>
-        <w:r>
-          <w:rPr>
-            <w:noProof/>
-            <w:webHidden/>
-            <w:sz w:val="26"/>
-            <w:szCs w:val="26"/>
-          </w:rPr>
-          <w:instrText xml:space="preserve"> PAGEREF _Toc196482417 \h </w:instrText>
-        </w:r>
-        <w:r>
-          <w:rPr>
-            <w:noProof/>
-            <w:webHidden/>
-            <w:sz w:val="26"/>
-            <w:szCs w:val="26"/>
-          </w:rPr>
-        </w:r>
-        <w:r>
-          <w:rPr>
-            <w:noProof/>
-            <w:webHidden/>
-            <w:sz w:val="26"/>
-            <w:szCs w:val="26"/>
-          </w:rPr>
-          <w:fldChar w:fldCharType="separate"/>
-        </w:r>
-        <w:r>
-          <w:rPr>
-            <w:noProof/>
-            <w:webHidden/>
-            <w:sz w:val="26"/>
-            <w:szCs w:val="26"/>
-          </w:rPr>
-          <w:t>13</w:t>
-        </w:r>
-        <w:r>
-          <w:rPr>
-            <w:noProof/>
-            <w:webHidden/>
-            <w:sz w:val="26"/>
-            <w:szCs w:val="26"/>
-          </w:rPr>
-          <w:fldChar w:fldCharType="end"/>
-        </w:r>
-      </w:hyperlink>
-    </w:p>
-    <w:p>
-      <w:pPr>
-        <w:pStyle w:val="TableofFigures"/>
-        <w:tabs>
-          <w:tab w:val="right" w:leader="dot" w:pos="9890"/>
-        </w:tabs>
-        <w:rPr>
-          <w:rFonts w:asciiTheme="minorHAnsi" w:eastAsiaTheme="minorEastAsia" w:hAnsiTheme="minorHAnsi" w:cstheme="minorBidi"/>
-          <w:noProof/>
-          <w:kern w:val="2"/>
-          <w:sz w:val="26"/>
-          <w:szCs w:val="26"/>
-          <w14:ligatures w14:val="standardContextual"/>
-        </w:rPr>
-      </w:pPr>
-      <w:hyperlink w:anchor="_Toc196482418" w:history="1">
-        <w:r>
-          <w:rPr>
-            <w:rStyle w:val="Hyperlink"/>
-            <w:rFonts w:eastAsiaTheme="majorEastAsia"/>
-            <w:noProof/>
-            <w:sz w:val="26"/>
-            <w:szCs w:val="26"/>
-          </w:rPr>
-          <w:t>Hình  5.4 Prompt yêu cầu ChatGPT so sánh kết quả thực nghiệm</w:t>
-        </w:r>
-        <w:r>
-          <w:rPr>
-            <w:noProof/>
-            <w:webHidden/>
-            <w:sz w:val="26"/>
-            <w:szCs w:val="26"/>
-          </w:rPr>
-          <w:tab/>
-        </w:r>
-        <w:r>
-          <w:rPr>
-            <w:noProof/>
-            <w:webHidden/>
-            <w:sz w:val="26"/>
-            <w:szCs w:val="26"/>
-          </w:rPr>
-          <w:fldChar w:fldCharType="begin"/>
-        </w:r>
-        <w:r>
-          <w:rPr>
-            <w:noProof/>
-            <w:webHidden/>
-            <w:sz w:val="26"/>
-            <w:szCs w:val="26"/>
-          </w:rPr>
-          <w:instrText xml:space="preserve"> PAGEREF _Toc196482418 \h </w:instrText>
-        </w:r>
-        <w:r>
-          <w:rPr>
-            <w:noProof/>
-            <w:webHidden/>
-            <w:sz w:val="26"/>
-            <w:szCs w:val="26"/>
-          </w:rPr>
-        </w:r>
-        <w:r>
-          <w:rPr>
-            <w:noProof/>
-            <w:webHidden/>
-            <w:sz w:val="26"/>
-            <w:szCs w:val="26"/>
-          </w:rPr>
-          <w:fldChar w:fldCharType="separate"/>
-        </w:r>
-        <w:r>
-          <w:rPr>
-            <w:noProof/>
-            <w:webHidden/>
-            <w:sz w:val="26"/>
-            <w:szCs w:val="26"/>
-          </w:rPr>
-          <w:t>14</w:t>
-        </w:r>
-        <w:r>
-          <w:rPr>
-            <w:noProof/>
-            <w:webHidden/>
-            <w:sz w:val="26"/>
-            <w:szCs w:val="26"/>
-          </w:rPr>
-          <w:fldChar w:fldCharType="end"/>
-        </w:r>
-      </w:hyperlink>
-    </w:p>
-    <w:p>
-      <w:pPr>
-        <w:pStyle w:val="TableofFigures"/>
-        <w:tabs>
-          <w:tab w:val="right" w:leader="dot" w:pos="9890"/>
-        </w:tabs>
-        <w:rPr>
-          <w:rFonts w:asciiTheme="minorHAnsi" w:eastAsiaTheme="minorEastAsia" w:hAnsiTheme="minorHAnsi" w:cstheme="minorBidi"/>
-          <w:noProof/>
-          <w:kern w:val="2"/>
-          <w:sz w:val="24"/>
-          <w:szCs w:val="24"/>
-          <w14:ligatures w14:val="standardContextual"/>
-        </w:rPr>
-      </w:pPr>
-      <w:hyperlink w:anchor="_Toc196482419" w:history="1">
-        <w:r>
-          <w:rPr>
-            <w:rStyle w:val="Hyperlink"/>
-            <w:rFonts w:eastAsiaTheme="majorEastAsia"/>
-            <w:noProof/>
-            <w:sz w:val="26"/>
-            <w:szCs w:val="26"/>
-          </w:rPr>
-          <w:t>Hình  5.5 Kết quả ChatGPT đánh giá mô hình</w:t>
-        </w:r>
-        <w:r>
-          <w:rPr>
-            <w:noProof/>
-            <w:webHidden/>
-            <w:sz w:val="26"/>
-            <w:szCs w:val="26"/>
-          </w:rPr>
-          <w:tab/>
-        </w:r>
-        <w:r>
-          <w:rPr>
-            <w:noProof/>
-            <w:webHidden/>
-            <w:sz w:val="26"/>
-            <w:szCs w:val="26"/>
-          </w:rPr>
-          <w:fldChar w:fldCharType="begin"/>
-        </w:r>
-        <w:r>
-          <w:rPr>
-            <w:noProof/>
-            <w:webHidden/>
-            <w:sz w:val="26"/>
-            <w:szCs w:val="26"/>
-          </w:rPr>
-          <w:instrText xml:space="preserve"> PAGEREF _Toc196482419 \h </w:instrText>
-        </w:r>
-        <w:r>
-          <w:rPr>
-            <w:noProof/>
-            <w:webHidden/>
-            <w:sz w:val="26"/>
-            <w:szCs w:val="26"/>
-          </w:rPr>
-        </w:r>
-        <w:r>
-          <w:rPr>
-            <w:noProof/>
-            <w:webHidden/>
-            <w:sz w:val="26"/>
-            <w:szCs w:val="26"/>
-          </w:rPr>
-          <w:fldChar w:fldCharType="separate"/>
-        </w:r>
-        <w:r>
-          <w:rPr>
-            <w:noProof/>
-            <w:webHidden/>
-            <w:sz w:val="26"/>
-            <w:szCs w:val="26"/>
-          </w:rPr>
-          <w:t>14</w:t>
-        </w:r>
-        <w:r>
-          <w:rPr>
-            <w:noProof/>
-            <w:webHidden/>
-            <w:sz w:val="26"/>
-            <w:szCs w:val="26"/>
-          </w:rPr>
-          <w:fldChar w:fldCharType="end"/>
-        </w:r>
-      </w:hyperlink>
-    </w:p>
-    <w:p>
-      <w:pPr>
         <w:spacing w:before="120" w:after="120" w:line="360" w:lineRule="auto"/>
         <w:rPr>
           <w:b/>
@@ -2329,7 +2294,7 @@
         </w:numPr>
         <w:ind w:left="720"/>
       </w:pPr>
-      <w:bookmarkStart w:id="2" w:name="_Toc196482395"/>
+      <w:bookmarkStart w:id="2" w:name="_Toc196490831"/>
       <w:r>
         <w:lastRenderedPageBreak/>
         <w:t>Bảng phân công công việc</w:t>
@@ -2719,7 +2684,7 @@
       <w:pPr>
         <w:pStyle w:val="Heading1"/>
       </w:pPr>
-      <w:bookmarkStart w:id="3" w:name="_Toc196482396"/>
+      <w:bookmarkStart w:id="3" w:name="_Toc196490832"/>
       <w:r>
         <w:t xml:space="preserve">Giới </w:t>
       </w:r>
@@ -3882,25 +3847,7 @@
               <w:rPr>
                 <w:rFonts w:ascii="Cambria Math" w:hAnsi="Cambria Math"/>
               </w:rPr>
-              <m:t>log</m:t>
-            </m:r>
-            <m:r>
-              <m:rPr>
-                <m:sty m:val="p"/>
-              </m:rPr>
-              <w:rPr>
-                <w:rFonts w:ascii="Cambria Math" w:hAnsi="Cambria Math"/>
-              </w:rPr>
-              <m:t>(</m:t>
-            </m:r>
-            <m:r>
-              <m:rPr>
-                <m:sty m:val="p"/>
-              </m:rPr>
-              <w:rPr>
-                <w:rFonts w:ascii="Cambria Math" w:hAnsi="Cambria Math"/>
-              </w:rPr>
-              <m:t>x</m:t>
+              <m:t>log(x</m:t>
             </m:r>
           </m:e>
           <m:sub>
@@ -4169,26 +4116,78 @@
     <w:p>
       <w:pPr>
         <w:pStyle w:val="Normaltop6"/>
-      </w:pPr>
-      <w:r>
-        <w:t xml:space="preserve">Việc lựa chọn mô hình phù hợp là yếu tố then chốt, tuy nhiên đánh giá độ chính xác của mô hình dự báo </w:t>
+        <w:jc w:val="both"/>
+      </w:pPr>
+      <w:r>
+        <w:t xml:space="preserve">Việc lựa chọn mô hình phù hợp là </w:t>
+      </w:r>
+      <w:r>
+        <w:t xml:space="preserve">một trong những </w:t>
+      </w:r>
+      <w:r>
+        <w:t xml:space="preserve">yếu tố </w:t>
+      </w:r>
+      <w:r>
+        <w:t xml:space="preserve">quan trọng quyết định hiệu quả của dự báo. </w:t>
+      </w:r>
+      <w:r>
+        <w:t>Mức độ phù hợp của mô hình có thể được đánh giá thông qua các chỉ số như</w:t>
+      </w:r>
+      <w:r>
+        <w:t xml:space="preserve"> </w:t>
       </w:r>
       <m:oMath>
-        <m:r>
-          <m:rPr>
-            <m:scr m:val="script"/>
-            <m:sty m:val="bi"/>
-          </m:rPr>
-          <w:rPr>
-            <w:rFonts w:ascii="Cambria Math" w:hAnsi="Cambria Math"/>
-            <w:sz w:val="28"/>
-            <w:szCs w:val="28"/>
-          </w:rPr>
-          <m:t>M</m:t>
-        </m:r>
+        <m:sSup>
+          <m:sSupPr>
+            <m:ctrlPr>
+              <w:rPr>
+                <w:rFonts w:ascii="Cambria Math" w:hAnsi="Cambria Math"/>
+                <w:i/>
+              </w:rPr>
+            </m:ctrlPr>
+          </m:sSupPr>
+          <m:e>
+            <m:r>
+              <w:rPr>
+                <w:rFonts w:ascii="Cambria Math" w:hAnsi="Cambria Math"/>
+              </w:rPr>
+              <m:t>R</m:t>
+            </m:r>
+          </m:e>
+          <m:sup>
+            <m:r>
+              <w:rPr>
+                <w:rFonts w:ascii="Cambria Math" w:hAnsi="Cambria Math"/>
+              </w:rPr>
+              <m:t>2</m:t>
+            </m:r>
+          </m:sup>
+        </m:sSup>
       </m:oMath>
       <w:r>
-        <w:t xml:space="preserve"> trên tập dữ liệu huấn luyện cũng đóng vai trò thiết yếu trong việc đảm bảo tính hiệu quả và tin cậy của mô hình</w:t>
+        <w:t>, MAE, RMSE, MAPE</w:t>
+      </w:r>
+      <w:r>
+        <w:t>…</w:t>
+      </w:r>
+      <w:r>
+        <w:rPr>
+          <w:rFonts w:eastAsia="Times New Roman"/>
+          <w:sz w:val="28"/>
+          <w:szCs w:val="28"/>
+        </w:rPr>
+        <w:t xml:space="preserve"> </w:t>
+      </w:r>
+      <w:r>
+        <w:rPr>
+          <w:rFonts w:eastAsia="Times New Roman"/>
+          <w:sz w:val="28"/>
+          <w:szCs w:val="28"/>
+        </w:rPr>
+        <w:t xml:space="preserve">- </w:t>
+      </w:r>
+      <w:r>
+        <w:t>phản ánh độ chính xác và tính ổn định của mô hình dự báo</w:t>
       </w:r>
       <w:r>
         <w:t>.</w:t>
@@ -4198,30 +4197,244 @@
       <w:pPr>
         <w:pStyle w:val="Heading1"/>
       </w:pPr>
-      <w:bookmarkStart w:id="4" w:name="_Toc196482397"/>
-      <w:r>
-        <w:t xml:space="preserve">Giới </w:t>
-      </w:r>
-      <w:r>
-        <w:t>thiệu</w:t>
-      </w:r>
-      <w:r>
-        <w:t xml:space="preserve"> chỉ số đánh giá</w:t>
+      <w:bookmarkStart w:id="4" w:name="_Toc196490833"/>
+      <w:r>
+        <w:t>Giới thiệu tập dữ liệu</w:t>
       </w:r>
       <w:bookmarkEnd w:id="4"/>
     </w:p>
     <w:p>
       <w:pPr>
+        <w:pStyle w:val="Bullet-"/>
+      </w:pPr>
+      <w:r>
+        <w:t xml:space="preserve">Nguồn dữ liệu: </w:t>
+      </w:r>
+      <w:hyperlink r:id="rId8" w:history="1">
+        <w:r>
+          <w:rPr>
+            <w:rStyle w:val="Hyperlink"/>
+          </w:rPr>
+          <w:t>https://www.kaggle.com/datasets/nguyentiennhan/vietnam-housing-dataset-2024/data</w:t>
+        </w:r>
+      </w:hyperlink>
+      <w:sdt>
+        <w:sdtPr>
+          <w:id w:val="-1298132810"/>
+          <w:citation/>
+        </w:sdtPr>
+        <w:sdtContent>
+          <w:r>
+            <w:fldChar w:fldCharType="begin"/>
+          </w:r>
+          <w:r>
+            <w:instrText xml:space="preserve"> CITATION Ngu \l 1033 </w:instrText>
+          </w:r>
+          <w:r>
+            <w:fldChar w:fldCharType="separate"/>
+          </w:r>
+          <w:r>
+            <w:rPr>
+              <w:noProof/>
+            </w:rPr>
+            <w:t xml:space="preserve"> [1]</w:t>
+          </w:r>
+          <w:r>
+            <w:fldChar w:fldCharType="end"/>
+          </w:r>
+        </w:sdtContent>
+      </w:sdt>
+    </w:p>
+    <w:p>
+      <w:pPr>
+        <w:pStyle w:val="Bullet-"/>
+      </w:pPr>
+      <w:r>
+        <w:lastRenderedPageBreak/>
+        <w:t xml:space="preserve">Giới thiệu </w:t>
+      </w:r>
+      <w:r>
+        <w:t>tập</w:t>
+      </w:r>
+      <w:r>
+        <w:t xml:space="preserve"> dữ liệu: </w:t>
+      </w:r>
+    </w:p>
+    <w:p>
+      <w:pPr>
+        <w:pStyle w:val="Normaltop6"/>
+      </w:pPr>
+      <w:r>
+        <w:t>Bộ dữ liệu này chứa thông tin về các bất động sản nhà ở tại Việt Nam. Nó bao gồm các đặc điểm chi tiết của từng bất động sản như vị trí, đặc điểm vật lý, tình trạng pháp lý và nội thất, cùng với giá bán. Bộ dữ liệu này rất hữu ích cho việc phân tích bất động sản, xây dựng mô hình dự đoán giá và phân tích xu hướng thị trường.</w:t>
+      </w:r>
+    </w:p>
+    <w:p>
+      <w:pPr>
+        <w:pStyle w:val="Normaltop6"/>
+      </w:pPr>
+      <w:r>
+        <w:t>Nguồn thu thập dữ liệu: Dữ liệu được thu thập (crawled) từ trang web batdongsan.vn.</w:t>
+      </w:r>
+    </w:p>
+    <w:p>
+      <w:pPr>
+        <w:pStyle w:val="Bullet-"/>
+      </w:pPr>
+      <w:r>
+        <w:t xml:space="preserve">Mô </w:t>
+      </w:r>
+      <w:r>
+        <w:t>tả</w:t>
+      </w:r>
+      <w:r>
+        <w:t xml:space="preserve"> các cột dữ liệu:</w:t>
+      </w:r>
+    </w:p>
+    <w:p>
+      <w:pPr>
+        <w:pStyle w:val="Bullet"/>
+      </w:pPr>
+      <w:r>
+        <w:t>Address (Địa chỉ): Địa chỉ đầy đủ của bất động sản, bao gồm tên dự án (nếu có), đường, phường, quận và thành phố.</w:t>
+      </w:r>
+    </w:p>
+    <w:p>
+      <w:pPr>
+        <w:pStyle w:val="Bullet"/>
+      </w:pPr>
+      <w:r>
+        <w:t>Area</w:t>
+      </w:r>
+      <w:r>
+        <w:t xml:space="preserve"> (Diện tích): Tổng diện tích của bất động sản, đơn vị tính là mét vuông (m²).</w:t>
+      </w:r>
+    </w:p>
+    <w:p>
+      <w:pPr>
+        <w:pStyle w:val="Bullet"/>
+      </w:pPr>
+      <w:r>
+        <w:t>Frontage</w:t>
+      </w:r>
+      <w:r>
+        <w:t xml:space="preserve"> (Mặt tiền): Chiều rộng mặt trước của bất động sản, đơn vị tính là mét (m).</w:t>
+      </w:r>
+    </w:p>
+    <w:p>
+      <w:pPr>
+        <w:pStyle w:val="Bullet"/>
+      </w:pPr>
+      <w:r>
+        <w:t>Access Road (Đường vào): Chiều rộng của con đường dẫn vào bất động sản, đơn vị tính là mét (m).</w:t>
+      </w:r>
+    </w:p>
+    <w:p>
+      <w:pPr>
+        <w:pStyle w:val="Bullet"/>
+      </w:pPr>
+      <w:r>
+        <w:t>House Direction (Hướng nhà): Hướng chính mà mặt trước của căn nhà quay về (ví dụ: Đông, Tây, Nam, Bắc).</w:t>
+      </w:r>
+    </w:p>
+    <w:p>
+      <w:pPr>
+        <w:pStyle w:val="Bullet"/>
+      </w:pPr>
+      <w:r>
+        <w:t>Balcony Direction (Hướng ban công): Hướng mà ban công quay về.</w:t>
+      </w:r>
+    </w:p>
+    <w:p>
+      <w:pPr>
+        <w:pStyle w:val="Bullet"/>
+      </w:pPr>
+      <w:r>
+        <w:t>Floors (Số tầng): Tổng số tầng của căn nhà.</w:t>
+      </w:r>
+    </w:p>
+    <w:p>
+      <w:pPr>
+        <w:pStyle w:val="Bullet"/>
+      </w:pPr>
+      <w:r>
+        <w:t>Bedrooms (Số phòng ngủ): Số lượng phòng ngủ trong bất động sản.</w:t>
+      </w:r>
+    </w:p>
+    <w:p>
+      <w:pPr>
+        <w:pStyle w:val="Bullet"/>
+      </w:pPr>
+      <w:r>
+        <w:t>Bathrooms (Số phòng tắm): Số lượng phòng tắm trong bất động sản.</w:t>
+      </w:r>
+    </w:p>
+    <w:p>
+      <w:pPr>
+        <w:pStyle w:val="Bullet"/>
+      </w:pPr>
+      <w:r>
+        <w:t>Legal Status (Tình trạng pháp lý): Trạng thái pháp lý của bất động sản, ví dụ như có sổ hồng, đang trong hợp đồng mua bán, v.v.</w:t>
+      </w:r>
+    </w:p>
+    <w:p>
+      <w:pPr>
+        <w:pStyle w:val="Bullet"/>
+      </w:pPr>
+      <w:r>
+        <w:t>Furniture State (Tình trạng nội thất): Tình trạng trang bị nội thất, ví dụ như đầy đủ nội thất, nội thất cơ bản hoặc chưa có nội thất.</w:t>
+      </w:r>
+    </w:p>
+    <w:p>
+      <w:pPr>
+        <w:pStyle w:val="Bullet"/>
+      </w:pPr>
+      <w:r>
+        <w:rPr>
+          <w:b/>
+          <w:bCs/>
+        </w:rPr>
+        <w:t>Price (Giá bán)</w:t>
+      </w:r>
+      <w:r>
+        <w:t xml:space="preserve">: Giá của bất động sản, đơn vị tính là </w:t>
+      </w:r>
+      <w:r>
+        <w:rPr>
+          <w:rFonts w:eastAsiaTheme="majorEastAsia"/>
+          <w:b/>
+          <w:bCs/>
+        </w:rPr>
+        <w:t>tỷ VNĐ</w:t>
+      </w:r>
+    </w:p>
+    <w:p>
+      <w:pPr>
+        <w:pStyle w:val="Heading1"/>
+      </w:pPr>
+      <w:bookmarkStart w:id="5" w:name="_Toc196490834"/>
+      <w:r>
+        <w:t xml:space="preserve">Giới </w:t>
+      </w:r>
+      <w:r>
+        <w:t>thiệu</w:t>
+      </w:r>
+      <w:r>
+        <w:t xml:space="preserve"> chỉ số đánh giá</w:t>
+      </w:r>
+      <w:bookmarkEnd w:id="5"/>
+    </w:p>
+    <w:p>
+      <w:pPr>
         <w:pStyle w:val="Heading2"/>
       </w:pPr>
-      <w:bookmarkStart w:id="5" w:name="_Toc196482398"/>
+      <w:bookmarkStart w:id="6" w:name="_Toc196490835"/>
       <w:r>
         <w:t>MAE</w:t>
       </w:r>
       <w:r>
         <w:t xml:space="preserve"> (Mean Absolute Error - Sai số tuyệt đối trung bình)</w:t>
       </w:r>
-      <w:bookmarkEnd w:id="5"/>
+      <w:bookmarkEnd w:id="6"/>
     </w:p>
     <w:p>
       <w:pPr>
@@ -4236,7 +4449,6 @@
             <w:rPr>
               <w:rFonts w:ascii="Cambria Math" w:eastAsiaTheme="majorEastAsia" w:hAnsi="Cambria Math"/>
             </w:rPr>
-            <w:lastRenderedPageBreak/>
             <m:t>MAE=</m:t>
           </m:r>
           <m:f>
@@ -4412,6 +4624,7 @@
         <w:pStyle w:val="Normaltop6"/>
       </w:pPr>
       <w:r>
+        <w:lastRenderedPageBreak/>
         <w:t>MAE có cùng đơn vị với biến mục tiêu</w:t>
       </w:r>
       <w:r>
@@ -4687,11 +4900,11 @@
       <w:pPr>
         <w:pStyle w:val="Heading2"/>
       </w:pPr>
-      <w:bookmarkStart w:id="6" w:name="_Toc196482399"/>
+      <w:bookmarkStart w:id="7" w:name="_Toc196490836"/>
       <w:r>
         <w:t>RMSE (Root Mean Square Error - Căn bình phương trung bình sai số)</w:t>
       </w:r>
-      <w:bookmarkEnd w:id="6"/>
+      <w:bookmarkEnd w:id="7"/>
     </w:p>
     <w:p>
       <w:pPr>
@@ -5000,6 +5213,7 @@
     <w:p>
       <w:pPr>
         <w:pStyle w:val="Bullet"/>
+        <w:jc w:val="both"/>
         <w:rPr>
           <w:rFonts w:eastAsiaTheme="majorEastAsia"/>
         </w:rPr>
@@ -5010,14 +5224,64 @@
           <w:b/>
           <w:bCs/>
         </w:rPr>
-        <w:lastRenderedPageBreak/>
-        <w:t>Phạt mạnh sai số lớn:</w:t>
+        <w:t>Nhấn</w:t>
+      </w:r>
+      <w:r>
+        <w:rPr>
+          <w:rFonts w:eastAsiaTheme="majorEastAsia"/>
+          <w:b/>
+          <w:bCs/>
+        </w:rPr>
+        <w:t xml:space="preserve"> mạnh sai số lớn</w:t>
       </w:r>
       <w:r>
         <w:rPr>
           <w:rFonts w:eastAsiaTheme="majorEastAsia"/>
         </w:rPr>
-        <w:t xml:space="preserve"> Do bình phương sai số, các sai lệch lớn ảnh hưởng “nặng” lên RMSE – lớn hơn tỷ lệ tuyến tính. Điều này có nghĩa mô hình có một vài dự báo rất tệ sẽ có RMSE tăng nhiều. Trong bối cảnh giá nhà, điều này tốt nếu muốn ưu tiên mô hình không mắc sai lầm quá lớn (ví dụ định giá nhầm một căn biệt thự quá cao/thấp sẽ bị RMSE</w:t>
+        <w:t xml:space="preserve"> </w:t>
+      </w:r>
+      <w:r>
+        <w:rPr>
+          <w:rFonts w:eastAsiaTheme="majorEastAsia"/>
+        </w:rPr>
+        <w:t>d</w:t>
+      </w:r>
+      <w:r>
+        <w:rPr>
+          <w:rFonts w:eastAsiaTheme="majorEastAsia"/>
+        </w:rPr>
+        <w:t xml:space="preserve">o </w:t>
+      </w:r>
+      <w:r>
+        <w:rPr>
+          <w:rFonts w:eastAsiaTheme="majorEastAsia"/>
+        </w:rPr>
+        <w:t xml:space="preserve">sử dụng </w:t>
+      </w:r>
+      <w:r>
+        <w:rPr>
+          <w:rFonts w:eastAsiaTheme="majorEastAsia"/>
+        </w:rPr>
+        <w:t xml:space="preserve">bình phương sai số, các sai lệch lớn ảnh hưởng </w:t>
+      </w:r>
+      <w:r>
+        <w:rPr>
+          <w:rFonts w:eastAsiaTheme="majorEastAsia"/>
+        </w:rPr>
+        <w:t>nhiều</w:t>
+      </w:r>
+      <w:r>
+        <w:rPr>
+          <w:rFonts w:eastAsiaTheme="majorEastAsia"/>
+        </w:rPr>
+        <w:t xml:space="preserve"> lên RMSE – lớn hơn tỷ lệ tuyến tính. Điều này có nghĩa mô hình có một vài dự báo rất tệ sẽ có RMSE tăng nhiều. Trong bối cảnh giá nhà, điều này tốt nếu muốn ưu tiên mô </w:t>
+      </w:r>
+      <w:r>
+        <w:rPr>
+          <w:rFonts w:eastAsiaTheme="majorEastAsia"/>
+        </w:rPr>
+        <w:lastRenderedPageBreak/>
+        <w:t>hình không mắc sai lầm quá lớn (ví dụ định giá nhầm một căn biệt thự quá cao/thấp sẽ bị RMSE</w:t>
       </w:r>
       <w:r>
         <w:rPr>
@@ -5280,7 +5544,7 @@
       <w:pPr>
         <w:pStyle w:val="Heading2"/>
       </w:pPr>
-      <w:bookmarkStart w:id="7" w:name="_Toc196482400"/>
+      <w:bookmarkStart w:id="8" w:name="_Toc196490837"/>
       <w:r>
         <w:t xml:space="preserve">Hệ số xác định </w:t>
       </w:r>
@@ -5318,7 +5582,7 @@
           </m:sup>
         </m:sSup>
       </m:oMath>
-      <w:bookmarkEnd w:id="7"/>
+      <w:bookmarkEnd w:id="8"/>
     </w:p>
     <w:p>
       <w:pPr>
@@ -5892,7 +6156,6 @@
         <w:pStyle w:val="Bullet"/>
       </w:pPr>
       <w:r>
-        <w:lastRenderedPageBreak/>
         <w:t xml:space="preserve">Không phụ thuộc đơn vị đo lường: Do được chuẩn hóa theo phương sai tổng, </w:t>
       </w:r>
       <m:oMath>
@@ -5969,6 +6232,7 @@
         <w:pStyle w:val="Bullet"/>
       </w:pPr>
       <w:r>
+        <w:lastRenderedPageBreak/>
         <w:t xml:space="preserve">Phổ biến và dễ tính: Hệ số xác định được tính toán tự động trong hầu hết phần mềm thống kê, và là chỉ số quen thuộc trong các nghiên cứu kinh tế, tài chính. </w:t>
       </w:r>
     </w:p>
@@ -6278,11 +6542,11 @@
       <w:pPr>
         <w:pStyle w:val="Heading2"/>
       </w:pPr>
-      <w:bookmarkStart w:id="8" w:name="_Toc196482401"/>
+      <w:bookmarkStart w:id="9" w:name="_Toc196490838"/>
       <w:r>
         <w:t>MAPE (Mean Absolute Percentage Error - Sai số phần trăm tuyệt đối trung bình)</w:t>
       </w:r>
-      <w:bookmarkEnd w:id="8"/>
+      <w:bookmarkEnd w:id="9"/>
     </w:p>
     <w:p>
       <w:pPr>
@@ -6526,11 +6790,7 @@
         <w:pStyle w:val="Bullet"/>
       </w:pPr>
       <w:r>
-        <w:t xml:space="preserve">Không phụ thuộc đơn vị, so sánh được giữa các tập: Vì tính theo %, MAPE cho phép so sánh hiệu năng mô hình trên các tập dữ liệu khác nhau về quy mô giá. Nếu muốn so sánh mô hình trên thị trường TP.HCM và Hà Nội (giả sử mức giá chung khác nhau), </w:t>
-      </w:r>
-      <w:r>
-        <w:lastRenderedPageBreak/>
-        <w:t>MAPE có thể là chỉ số chung quy đổi được. Cùng sai số nhưng nhà rẻ sẽ có % cao hơn nhà đắt, MAPE cân bằng điều đó, tránh mô hình bị chi phối bởi những căn giá rất cao.</w:t>
+        <w:t>Không phụ thuộc đơn vị, so sánh được giữa các tập: Vì tính theo %, MAPE cho phép so sánh hiệu năng mô hình trên các tập dữ liệu khác nhau về quy mô giá. Nếu muốn so sánh mô hình trên thị trường TP.HCM và Hà Nội (giả sử mức giá chung khác nhau), MAPE có thể là chỉ số chung quy đổi được. Cùng sai số nhưng nhà rẻ sẽ có % cao hơn nhà đắt, MAPE cân bằng điều đó, tránh mô hình bị chi phối bởi những căn giá rất cao.</w:t>
       </w:r>
     </w:p>
     <w:p>
@@ -6538,7 +6798,11 @@
         <w:pStyle w:val="Bullet"/>
       </w:pPr>
       <w:r>
-        <w:t>Nhấn mạnh tương đối trên từng mẫu: Mỗi trường hợp dự báo đóng góp tỷ lệ sai số tương đối ngang nhau. Điều này có nghĩa MAPE đề cao độ chính xác tương đối trên mọi mức giá: dự báo cho căn nhà rẻ cũng quan trọng không kém căn nhà đắt (vì sai lệch tính theo % giá trị từng căn).</w:t>
+        <w:t xml:space="preserve">Nhấn mạnh tương đối trên từng mẫu: Mỗi trường hợp dự báo đóng góp tỷ lệ sai số tương đối ngang nhau. Điều này có nghĩa MAPE đề cao độ chính xác tương đối trên </w:t>
+      </w:r>
+      <w:r>
+        <w:lastRenderedPageBreak/>
+        <w:t>mọi mức giá: dự báo cho căn nhà rẻ cũng quan trọng không kém căn nhà đắt (vì sai lệch tính theo % giá trị từng căn).</w:t>
       </w:r>
     </w:p>
     <w:p>
@@ -6601,7 +6865,10 @@
         <w:pStyle w:val="Bullet"/>
       </w:pPr>
       <w:r>
-        <w:t>Phạt nặng hơn khi mô hình dự báo cao hơn thực tế</w:t>
+        <w:t xml:space="preserve">Ảnh hưởng mạnh </w:t>
+      </w:r>
+      <w:r>
+        <w:t>khi mô hình dự báo cao hơn thực tế</w:t>
       </w:r>
       <w:r>
         <w:t xml:space="preserve"> </w:t>
@@ -6759,229 +7026,12 @@
       <w:pPr>
         <w:pStyle w:val="Heading1"/>
       </w:pPr>
-      <w:bookmarkStart w:id="9" w:name="_Toc196482402"/>
-      <w:r>
-        <w:t>Giới thiệu tập dữ liệu</w:t>
-      </w:r>
-      <w:bookmarkEnd w:id="9"/>
-    </w:p>
-    <w:p>
-      <w:pPr>
-        <w:pStyle w:val="Bullet-"/>
-      </w:pPr>
-      <w:r>
-        <w:t xml:space="preserve">Nguồn dữ liệu: </w:t>
-      </w:r>
-      <w:hyperlink r:id="rId8" w:history="1">
-        <w:r>
-          <w:rPr>
-            <w:rStyle w:val="Hyperlink"/>
-          </w:rPr>
-          <w:t>https://www.kaggle.com/datasets/nguyentiennhan/vietnam-housing-dataset-2024/data</w:t>
-        </w:r>
-      </w:hyperlink>
-      <w:sdt>
-        <w:sdtPr>
-          <w:id w:val="-1298132810"/>
-          <w:citation/>
-        </w:sdtPr>
-        <w:sdtContent>
-          <w:r>
-            <w:fldChar w:fldCharType="begin"/>
-          </w:r>
-          <w:r>
-            <w:instrText xml:space="preserve"> CITATION Ngu \l 1033 </w:instrText>
-          </w:r>
-          <w:r>
-            <w:fldChar w:fldCharType="separate"/>
-          </w:r>
-          <w:r>
-            <w:rPr>
-              <w:noProof/>
-            </w:rPr>
-            <w:t xml:space="preserve"> [1]</w:t>
-          </w:r>
-          <w:r>
-            <w:fldChar w:fldCharType="end"/>
-          </w:r>
-        </w:sdtContent>
-      </w:sdt>
-    </w:p>
-    <w:p>
-      <w:pPr>
-        <w:pStyle w:val="Bullet-"/>
-      </w:pPr>
-      <w:r>
-        <w:t xml:space="preserve">Giới thiệu </w:t>
-      </w:r>
-      <w:r>
-        <w:t>tập</w:t>
-      </w:r>
-      <w:r>
-        <w:t xml:space="preserve"> dữ liệu: </w:t>
-      </w:r>
-    </w:p>
-    <w:p>
-      <w:pPr>
-        <w:pStyle w:val="Normaltop6"/>
-      </w:pPr>
-      <w:r>
-        <w:t>Bộ dữ liệu này chứa thông tin về các bất động sản nhà ở tại Việt Nam. Nó bao gồm các đặc điểm chi tiết của từng bất động sản như vị trí, đặc điểm vật lý, tình trạng pháp lý và nội thất, cùng với giá bán. Bộ dữ liệu này rất hữu ích cho việc phân tích bất động sản, xây dựng mô hình dự đoán giá và phân tích xu hướng thị trường.</w:t>
-      </w:r>
-    </w:p>
-    <w:p>
-      <w:pPr>
-        <w:pStyle w:val="Normaltop6"/>
-      </w:pPr>
-      <w:r>
-        <w:t>Nguồn thu thập dữ liệu: Dữ liệu được thu thập (crawled) từ trang web batdongsan.vn.</w:t>
-      </w:r>
-    </w:p>
-    <w:p>
-      <w:pPr>
-        <w:pStyle w:val="Bullet-"/>
-      </w:pPr>
-      <w:r>
-        <w:t xml:space="preserve">Mô </w:t>
-      </w:r>
-      <w:r>
-        <w:t>tả</w:t>
-      </w:r>
-      <w:r>
-        <w:t xml:space="preserve"> các cột dữ liệu:</w:t>
-      </w:r>
-    </w:p>
-    <w:p>
-      <w:pPr>
-        <w:pStyle w:val="Bullet"/>
-      </w:pPr>
-      <w:r>
-        <w:t>Address (Địa chỉ): Địa chỉ đầy đủ của bất động sản, bao gồm tên dự án (nếu có), đường, phường, quận và thành phố.</w:t>
-      </w:r>
-    </w:p>
-    <w:p>
-      <w:pPr>
-        <w:pStyle w:val="Bullet"/>
-      </w:pPr>
-      <w:r>
-        <w:lastRenderedPageBreak/>
-        <w:t>Area</w:t>
-      </w:r>
-      <w:r>
-        <w:t xml:space="preserve"> (Diện tích): Tổng diện tích của bất động sản, đơn vị tính là mét vuông (m²).</w:t>
-      </w:r>
-    </w:p>
-    <w:p>
-      <w:pPr>
-        <w:pStyle w:val="Bullet"/>
-      </w:pPr>
-      <w:r>
-        <w:t>Frontage</w:t>
-      </w:r>
-      <w:r>
-        <w:t xml:space="preserve"> (Mặt tiền): Chiều rộng mặt trước của bất động sản, đơn vị tính là mét (m).</w:t>
-      </w:r>
-    </w:p>
-    <w:p>
-      <w:pPr>
-        <w:pStyle w:val="Bullet"/>
-      </w:pPr>
-      <w:r>
-        <w:t>Access Road (Đường vào): Chiều rộng của con đường dẫn vào bất động sản, đơn vị tính là mét (m).</w:t>
-      </w:r>
-    </w:p>
-    <w:p>
-      <w:pPr>
-        <w:pStyle w:val="Bullet"/>
-      </w:pPr>
-      <w:r>
-        <w:t>House Direction (Hướng nhà): Hướng chính mà mặt trước của căn nhà quay về (ví dụ: Đông, Tây, Nam, Bắc).</w:t>
-      </w:r>
-    </w:p>
-    <w:p>
-      <w:pPr>
-        <w:pStyle w:val="Bullet"/>
-      </w:pPr>
-      <w:r>
-        <w:t>Balcony Direction (Hướng ban công): Hướng mà ban công quay về.</w:t>
-      </w:r>
-    </w:p>
-    <w:p>
-      <w:pPr>
-        <w:pStyle w:val="Bullet"/>
-      </w:pPr>
-      <w:r>
-        <w:t>Floors (Số tầng): Tổng số tầng của căn nhà.</w:t>
-      </w:r>
-    </w:p>
-    <w:p>
-      <w:pPr>
-        <w:pStyle w:val="Bullet"/>
-      </w:pPr>
-      <w:r>
-        <w:t>Bedrooms (Số phòng ngủ): Số lượng phòng ngủ trong bất động sản.</w:t>
-      </w:r>
-    </w:p>
-    <w:p>
-      <w:pPr>
-        <w:pStyle w:val="Bullet"/>
-      </w:pPr>
-      <w:r>
-        <w:t>Bathrooms (Số phòng tắm): Số lượng phòng tắm trong bất động sản.</w:t>
-      </w:r>
-    </w:p>
-    <w:p>
-      <w:pPr>
-        <w:pStyle w:val="Bullet"/>
-      </w:pPr>
-      <w:r>
-        <w:t>Legal Status (Tình trạng pháp lý): Trạng thái pháp lý của bất động sản, ví dụ như có sổ hồng, đang trong hợp đồng mua bán, v.v.</w:t>
-      </w:r>
-    </w:p>
-    <w:p>
-      <w:pPr>
-        <w:pStyle w:val="Bullet"/>
-      </w:pPr>
-      <w:r>
-        <w:t>Furniture State (Tình trạng nội thất): Tình trạng trang bị nội thất, ví dụ như đầy đủ nội thất, nội thất cơ bản hoặc chưa có nội thất.</w:t>
-      </w:r>
-    </w:p>
-    <w:p>
-      <w:pPr>
-        <w:pStyle w:val="Bullet"/>
-      </w:pPr>
-      <w:r>
-        <w:rPr>
-          <w:b/>
-          <w:bCs/>
-        </w:rPr>
-        <w:t>Price (Giá bán)</w:t>
-      </w:r>
-      <w:r>
-        <w:t xml:space="preserve">: Giá của bất động sản, đơn vị tính là </w:t>
-      </w:r>
-      <w:r>
-        <w:rPr>
-          <w:rFonts w:eastAsiaTheme="majorEastAsia"/>
-          <w:b/>
-          <w:bCs/>
-        </w:rPr>
-        <w:t>tỷ VNĐ</w:t>
-      </w:r>
-    </w:p>
-    <w:p>
-      <w:pPr>
-        <w:pStyle w:val="Heading1"/>
-      </w:pPr>
-      <w:bookmarkStart w:id="10" w:name="_Toc196482403"/>
-      <w:r>
-        <w:t>Kết quả thực nghiệm</w:t>
-      </w:r>
-      <w:r>
-        <w:t xml:space="preserve"> với</w:t>
-      </w:r>
-      <w:r>
-        <w:t xml:space="preserve"> các mô hình hồi quy trên </w:t>
+      <w:bookmarkStart w:id="10" w:name="_Toc196490839"/>
+      <w:r>
+        <w:t>Cài đặt và thực nghiệm</w:t>
+      </w:r>
+      <w:r>
+        <w:t xml:space="preserve"> mô hình hồi quy trên </w:t>
       </w:r>
       <w:r>
         <w:t xml:space="preserve">tập dữ liệu ở </w:t>
@@ -6990,7 +7040,10 @@
         <w:t>M</w:t>
       </w:r>
       <w:r>
-        <w:t>ục 3</w:t>
+        <w:t xml:space="preserve">ục </w:t>
+      </w:r>
+      <w:r>
+        <w:t>2</w:t>
       </w:r>
       <w:bookmarkEnd w:id="10"/>
     </w:p>
@@ -6998,15 +7051,9 @@
       <w:pPr>
         <w:pStyle w:val="Heading2"/>
       </w:pPr>
-      <w:bookmarkStart w:id="11" w:name="_Toc196482404"/>
-      <w:r>
-        <w:t>Chọn</w:t>
-      </w:r>
-      <w:r>
-        <w:t xml:space="preserve"> biến độc lập</w:t>
-      </w:r>
-      <w:r>
-        <w:t xml:space="preserve"> </w:t>
+      <w:bookmarkStart w:id="11" w:name="_Toc196490840"/>
+      <w:r>
+        <w:t xml:space="preserve">Chọn biến độc lập </w:t>
       </w:r>
       <m:oMath>
         <m:r>
@@ -7022,10 +7069,7 @@
         </m:r>
       </m:oMath>
       <w:r>
-        <w:t xml:space="preserve"> và</w:t>
-      </w:r>
-      <w:r>
-        <w:t xml:space="preserve"> biến phụ thuộc </w:t>
+        <w:t xml:space="preserve"> và biến phụ thuộc </w:t>
       </w:r>
       <m:oMath>
         <m:r>
@@ -7059,6 +7103,7 @@
     <w:p>
       <w:pPr>
         <w:pStyle w:val="Bullet-"/>
+        <w:keepNext/>
         <w:numPr>
           <w:ilvl w:val="0"/>
           <w:numId w:val="0"/>
@@ -7066,6 +7111,9 @@
         <w:ind w:left="360"/>
       </w:pPr>
       <w:r>
+        <w:rPr>
+          <w:noProof/>
+        </w:rPr>
         <w:drawing>
           <wp:inline distT="0" distB="0" distL="0" distR="0" wp14:anchorId="07FC5B56" wp14:editId="20AB8923">
             <wp:extent cx="6286500" cy="1362075"/>
@@ -7105,6 +7153,38 @@
     </w:p>
     <w:p>
       <w:pPr>
+        <w:pStyle w:val="Caption"/>
+      </w:pPr>
+      <w:bookmarkStart w:id="12" w:name="_Toc196490853"/>
+      <w:r>
+        <w:t xml:space="preserve">Hình </w:t>
+      </w:r>
+      <w:fldSimple w:instr=" STYLEREF 1 \s ">
+        <w:r>
+          <w:rPr>
+            <w:noProof/>
+          </w:rPr>
+          <w:t>4</w:t>
+        </w:r>
+      </w:fldSimple>
+      <w:r>
+        <w:noBreakHyphen/>
+      </w:r>
+      <w:fldSimple w:instr=" SEQ Figure \* ARABIC \s 1 ">
+        <w:r>
+          <w:rPr>
+            <w:noProof/>
+          </w:rPr>
+          <w:t>1</w:t>
+        </w:r>
+      </w:fldSimple>
+      <w:r>
+        <w:t xml:space="preserve"> 05 mẫu data cho tập dữ liệu chạy mô hình</w:t>
+      </w:r>
+      <w:bookmarkEnd w:id="12"/>
+    </w:p>
+    <w:p>
+      <w:pPr>
         <w:pStyle w:val="Bullet-"/>
       </w:pPr>
       <w:r>
@@ -7150,10 +7230,7 @@
       <m:oMathPara>
         <m:oMath>
           <m:r>
-            <m:t>X</m:t>
-          </m:r>
-          <m:r>
-            <m:t xml:space="preserve"> = </m:t>
+            <m:t xml:space="preserve">X = </m:t>
           </m:r>
           <m:d>
             <m:dPr>
@@ -7312,19 +7389,7 @@
             </m:dPr>
             <m:e>
               <m:r>
-                <m:t>"Area","Frontage","Access Road","Floors","Bedrooms","Bathrooms",</m:t>
-              </m:r>
-              <m:r>
-                <m:t xml:space="preserve">  </m:t>
-              </m:r>
-              <m:r>
-                <m:t>"Have certificate","</m:t>
-              </m:r>
-              <m:r>
-                <m:t>Full furniture state</m:t>
-              </m:r>
-              <m:r>
-                <m:t xml:space="preserve">","" </m:t>
+                <m:t>"Area","Frontage","Access Road","Floors","Bedrooms","Bathrooms",  "Have certificate","Full furniture state"</m:t>
               </m:r>
             </m:e>
           </m:d>
@@ -7342,19 +7407,7 @@
         </m:oMathParaPr>
         <m:oMath>
           <m:r>
-            <m:t>y</m:t>
-          </m:r>
-          <m:r>
-            <m:t>=</m:t>
-          </m:r>
-          <m:r>
-            <m:t>"</m:t>
-          </m:r>
-          <m:r>
-            <m:t>Price</m:t>
-          </m:r>
-          <m:r>
-            <m:t>"</m:t>
+            <m:t>y="Price"</m:t>
           </m:r>
         </m:oMath>
       </m:oMathPara>
@@ -7363,11 +7416,23 @@
       <w:pPr>
         <w:pStyle w:val="Heading2"/>
       </w:pPr>
-      <w:bookmarkStart w:id="12" w:name="_Toc196482405"/>
-      <w:r>
-        <w:t>Phân chia tập dữ liệu train, test:</w:t>
-      </w:r>
-      <w:bookmarkEnd w:id="12"/>
+      <w:bookmarkStart w:id="13" w:name="_Toc196490841"/>
+      <w:r>
+        <w:t>Phân chia tập dữ liệu train</w:t>
+      </w:r>
+      <w:r>
+        <w:t xml:space="preserve"> (huấn luyện)</w:t>
+      </w:r>
+      <w:r>
+        <w:t>, test</w:t>
+      </w:r>
+      <w:r>
+        <w:t xml:space="preserve"> (đánh giá)</w:t>
+      </w:r>
+      <w:r>
+        <w:t>:</w:t>
+      </w:r>
+      <w:bookmarkEnd w:id="13"/>
     </w:p>
     <w:p>
       <w:pPr>
@@ -7375,7 +7440,7 @@
       </w:pPr>
       <w:r>
         <w:lastRenderedPageBreak/>
-        <w:t>80% dataset sẽ dùng làm tập train để chạy (tìm ra) mô hình</w:t>
+        <w:t>80% dữ liệu được sử dụng để huấn luyện mô hình, 20% còn lại để đánh giá độ chính xác</w:t>
       </w:r>
     </w:p>
     <w:p>
@@ -7383,26 +7448,13 @@
         <w:pStyle w:val="Bullet-"/>
       </w:pPr>
       <w:r>
-        <w:t xml:space="preserve">20% </w:t>
-      </w:r>
-      <w:r>
-        <w:t>dataset</w:t>
-      </w:r>
-      <w:r>
-        <w:t xml:space="preserve"> sẽ dùng làm tập test để đánh giá mô hình</w:t>
+        <w:t>Cài đặt ở python</w:t>
       </w:r>
     </w:p>
     <w:p>
       <w:pPr>
         <w:pStyle w:val="Bullet-"/>
-      </w:pPr>
-      <w:r>
-        <w:t>Cài đặt ở python</w:t>
-      </w:r>
-    </w:p>
-    <w:p>
-      <w:pPr>
-        <w:pStyle w:val="Bullet-"/>
+        <w:keepNext/>
         <w:numPr>
           <w:ilvl w:val="0"/>
           <w:numId w:val="0"/>
@@ -7410,6 +7462,9 @@
         <w:ind w:left="360"/>
       </w:pPr>
       <w:r>
+        <w:rPr>
+          <w:noProof/>
+        </w:rPr>
         <w:drawing>
           <wp:inline distT="0" distB="0" distL="0" distR="0" wp14:anchorId="61912452" wp14:editId="182B35D5">
             <wp:extent cx="4363059" cy="638264"/>
@@ -7449,9 +7504,41 @@
     </w:p>
     <w:p>
       <w:pPr>
+        <w:pStyle w:val="Caption"/>
+      </w:pPr>
+      <w:bookmarkStart w:id="14" w:name="_Toc196490854"/>
+      <w:r>
+        <w:t xml:space="preserve">Hình </w:t>
+      </w:r>
+      <w:fldSimple w:instr=" STYLEREF 1 \s ">
+        <w:r>
+          <w:rPr>
+            <w:noProof/>
+          </w:rPr>
+          <w:t>4</w:t>
+        </w:r>
+      </w:fldSimple>
+      <w:r>
+        <w:noBreakHyphen/>
+      </w:r>
+      <w:fldSimple w:instr=" SEQ Figure \* ARABIC \s 1 ">
+        <w:r>
+          <w:rPr>
+            <w:noProof/>
+          </w:rPr>
+          <w:t>2</w:t>
+        </w:r>
+      </w:fldSimple>
+      <w:r>
+        <w:t xml:space="preserve"> Cài đặt tập train và test dùng python</w:t>
+      </w:r>
+      <w:bookmarkEnd w:id="14"/>
+    </w:p>
+    <w:p>
+      <w:pPr>
         <w:pStyle w:val="Heading2"/>
       </w:pPr>
-      <w:bookmarkStart w:id="13" w:name="_Toc196482406"/>
+      <w:bookmarkStart w:id="15" w:name="_Toc196490842"/>
       <w:r>
         <w:t xml:space="preserve">Chọn </w:t>
       </w:r>
@@ -7464,7 +7551,7 @@
       <w:r>
         <w:t>: tuyến tính, phi tuyến và Random Forest</w:t>
       </w:r>
-      <w:bookmarkEnd w:id="13"/>
+      <w:bookmarkEnd w:id="15"/>
     </w:p>
     <w:p>
       <w:pPr>
@@ -7721,14 +7808,7 @@
           <w:b/>
           <w:bCs/>
         </w:rPr>
-        <w:t xml:space="preserve">phi </w:t>
-      </w:r>
-      <w:r>
-        <w:rPr>
-          <w:b/>
-          <w:bCs/>
-        </w:rPr>
-        <w:t>tuyến</w:t>
+        <w:t>phi tuyến</w:t>
       </w:r>
       <w:r>
         <w:t>:</w:t>
@@ -8258,13 +8338,7 @@
                 <w:rPr>
                   <w:rFonts w:ascii="Cambria Math" w:hAnsi="Cambria Math"/>
                 </w:rPr>
-                <m:t>+</m:t>
-              </m:r>
-              <m:r>
-                <w:rPr>
-                  <w:rFonts w:ascii="Cambria Math" w:hAnsi="Cambria Math"/>
-                </w:rPr>
-                <m:t>w</m:t>
+                <m:t>+w</m:t>
               </m:r>
             </m:e>
             <m:sub>
@@ -8430,16 +8504,7 @@
                 <w:rPr>
                   <w:rFonts w:ascii="Cambria Math" w:hAnsi="Cambria Math"/>
                 </w:rPr>
-                <m:t>⋯</m:t>
-              </m:r>
-              <m:r>
-                <m:rPr>
-                  <m:sty m:val="p"/>
-                </m:rPr>
-                <w:rPr>
-                  <w:rFonts w:ascii="Cambria Math" w:hAnsi="Cambria Math"/>
-                </w:rPr>
-                <m:t xml:space="preserve">+ </m:t>
+                <m:t xml:space="preserve">⋯+ </m:t>
               </m:r>
               <m:r>
                 <w:rPr>
@@ -8528,16 +8593,7 @@
             <w:szCs w:val="28"/>
             <w:lang w:val="vi-VN"/>
           </w:rPr>
-          <m:t>p</m:t>
-        </m:r>
-        <m:r>
-          <w:rPr>
-            <w:rFonts w:ascii="Cambria Math" w:hAnsi="Cambria Math"/>
-            <w:sz w:val="28"/>
-            <w:szCs w:val="28"/>
-            <w:lang w:val="vi-VN"/>
-          </w:rPr>
-          <m:t xml:space="preserve"> = </m:t>
+          <m:t xml:space="preserve">p = </m:t>
         </m:r>
         <m:d>
           <m:dPr>
@@ -8613,15 +8669,7 @@
             <w:sz w:val="28"/>
             <w:szCs w:val="28"/>
           </w:rPr>
-          <m:t>-</m:t>
-        </m:r>
-        <m:r>
-          <w:rPr>
-            <w:rFonts w:ascii="Cambria Math" w:hAnsi="Cambria Math"/>
-            <w:sz w:val="28"/>
-            <w:szCs w:val="28"/>
-          </w:rPr>
-          <m:t>1</m:t>
+          <m:t>-1</m:t>
         </m:r>
         <m:r>
           <w:rPr>
@@ -8706,15 +8754,7 @@
             <w:sz w:val="28"/>
             <w:szCs w:val="28"/>
           </w:rPr>
-          <m:t>-</m:t>
-        </m:r>
-        <m:r>
-          <w:rPr>
-            <w:rFonts w:ascii="Cambria Math" w:hAnsi="Cambria Math"/>
-            <w:sz w:val="28"/>
-            <w:szCs w:val="28"/>
-          </w:rPr>
-          <m:t>1</m:t>
+          <m:t>-1</m:t>
         </m:r>
         <m:r>
           <w:rPr>
@@ -8766,25 +8806,7 @@
                     <w:szCs w:val="28"/>
                     <w:lang w:val="vi-VN"/>
                   </w:rPr>
-                  <m:t>2</m:t>
-                </m:r>
-                <m:r>
-                  <w:rPr>
-                    <w:rFonts w:ascii="Cambria Math" w:hAnsi="Cambria Math"/>
-                    <w:sz w:val="28"/>
-                    <w:szCs w:val="28"/>
-                    <w:lang w:val="vi-VN"/>
-                  </w:rPr>
-                  <m:t xml:space="preserve"> + </m:t>
-                </m:r>
-                <m:r>
-                  <w:rPr>
-                    <w:rFonts w:ascii="Cambria Math" w:hAnsi="Cambria Math"/>
-                    <w:sz w:val="28"/>
-                    <w:szCs w:val="28"/>
-                    <w:lang w:val="vi-VN"/>
-                  </w:rPr>
-                  <m:t>8</m:t>
+                  <m:t>2 + 8</m:t>
                 </m:r>
               </m:e>
             </m:d>
@@ -8806,34 +8828,7 @@
                 <w:szCs w:val="28"/>
                 <w:lang w:val="vi-VN"/>
               </w:rPr>
-              <m:t>8</m:t>
-            </m:r>
-            <m:r>
-              <w:rPr>
-                <w:rFonts w:ascii="Cambria Math" w:hAnsi="Cambria Math"/>
-                <w:sz w:val="28"/>
-                <w:szCs w:val="28"/>
-                <w:lang w:val="vi-VN"/>
-              </w:rPr>
-              <m:t>!</m:t>
-            </m:r>
-            <m:r>
-              <w:rPr>
-                <w:rFonts w:ascii="Cambria Math" w:hAnsi="Cambria Math"/>
-                <w:sz w:val="28"/>
-                <w:szCs w:val="28"/>
-                <w:lang w:val="vi-VN"/>
-              </w:rPr>
-              <m:t>2</m:t>
-            </m:r>
-            <m:r>
-              <w:rPr>
-                <w:rFonts w:ascii="Cambria Math" w:hAnsi="Cambria Math"/>
-                <w:sz w:val="28"/>
-                <w:szCs w:val="28"/>
-                <w:lang w:val="vi-VN"/>
-              </w:rPr>
-              <m:t>!</m:t>
+              <m:t>8!2!</m:t>
             </m:r>
           </m:den>
         </m:f>
@@ -8844,16 +8839,7 @@
             <w:szCs w:val="28"/>
             <w:lang w:val="vi-VN"/>
           </w:rPr>
-          <m:t xml:space="preserve"> </m:t>
-        </m:r>
-        <m:r>
-          <w:rPr>
-            <w:rFonts w:ascii="Cambria Math" w:hAnsi="Cambria Math"/>
-            <w:sz w:val="28"/>
-            <w:szCs w:val="28"/>
-            <w:lang w:val="vi-VN"/>
-          </w:rPr>
-          <m:t>-</m:t>
+          <m:t xml:space="preserve"> -</m:t>
         </m:r>
         <m:r>
           <w:rPr>
@@ -8861,15 +8847,7 @@
             <w:sz w:val="28"/>
             <w:szCs w:val="28"/>
           </w:rPr>
-          <m:t>1</m:t>
-        </m:r>
-        <m:r>
-          <w:rPr>
-            <w:rFonts w:ascii="Cambria Math" w:hAnsi="Cambria Math"/>
-            <w:sz w:val="28"/>
-            <w:szCs w:val="28"/>
-          </w:rPr>
-          <m:t xml:space="preserve">= </m:t>
+          <m:t xml:space="preserve">1= </m:t>
         </m:r>
         <m:f>
           <m:fPr>
@@ -8949,39 +8927,7 @@
             <w:sz w:val="28"/>
             <w:szCs w:val="28"/>
           </w:rPr>
-          <m:t xml:space="preserve"> </m:t>
-        </m:r>
-        <m:r>
-          <w:rPr>
-            <w:rFonts w:ascii="Cambria Math" w:hAnsi="Cambria Math"/>
-            <w:sz w:val="28"/>
-            <w:szCs w:val="28"/>
-          </w:rPr>
-          <m:t>-</m:t>
-        </m:r>
-        <m:r>
-          <w:rPr>
-            <w:rFonts w:ascii="Cambria Math" w:hAnsi="Cambria Math"/>
-            <w:sz w:val="28"/>
-            <w:szCs w:val="28"/>
-          </w:rPr>
-          <m:t>1</m:t>
-        </m:r>
-        <m:r>
-          <w:rPr>
-            <w:rFonts w:ascii="Cambria Math" w:hAnsi="Cambria Math"/>
-            <w:sz w:val="28"/>
-            <w:szCs w:val="28"/>
-          </w:rPr>
-          <m:t>= 4</m:t>
-        </m:r>
-        <m:r>
-          <w:rPr>
-            <w:rFonts w:ascii="Cambria Math" w:hAnsi="Cambria Math"/>
-            <w:sz w:val="28"/>
-            <w:szCs w:val="28"/>
-          </w:rPr>
-          <m:t>4</m:t>
+          <m:t xml:space="preserve"> -1= 44</m:t>
         </m:r>
       </m:oMath>
       <w:r>
@@ -9028,6 +8974,7 @@
     <w:p>
       <w:pPr>
         <w:pStyle w:val="Bullet-"/>
+        <w:keepNext/>
         <w:numPr>
           <w:ilvl w:val="0"/>
           <w:numId w:val="0"/>
@@ -9035,6 +8982,9 @@
         <w:ind w:left="360"/>
       </w:pPr>
       <w:r>
+        <w:rPr>
+          <w:noProof/>
+        </w:rPr>
         <w:drawing>
           <wp:inline distT="0" distB="0" distL="0" distR="0" wp14:anchorId="32308455" wp14:editId="66485999">
             <wp:extent cx="6286500" cy="1540510"/>
@@ -9074,28 +9024,64 @@
     </w:p>
     <w:p>
       <w:pPr>
-        <w:pStyle w:val="Heading2"/>
-      </w:pPr>
-      <w:bookmarkStart w:id="14" w:name="_Toc196482407"/>
-      <w:r>
-        <w:t>Kết quả chạy với 3 mô hình hồi quy</w:t>
-      </w:r>
-      <w:bookmarkEnd w:id="14"/>
+        <w:pStyle w:val="Caption"/>
+      </w:pPr>
+      <w:bookmarkStart w:id="16" w:name="_Toc196490855"/>
+      <w:r>
+        <w:t xml:space="preserve">Hình </w:t>
+      </w:r>
+      <w:fldSimple w:instr=" STYLEREF 1 \s ">
+        <w:r>
+          <w:rPr>
+            <w:noProof/>
+          </w:rPr>
+          <w:t>4</w:t>
+        </w:r>
+      </w:fldSimple>
+      <w:r>
+        <w:noBreakHyphen/>
+      </w:r>
+      <w:fldSimple w:instr=" SEQ Figure \* ARABIC \s 1 ">
+        <w:r>
+          <w:rPr>
+            <w:noProof/>
+          </w:rPr>
+          <w:t>3</w:t>
+        </w:r>
+      </w:fldSimple>
+      <w:r>
+        <w:t xml:space="preserve"> Cài đặt các mô hình hồi qui dùng python</w:t>
+      </w:r>
+      <w:bookmarkEnd w:id="16"/>
     </w:p>
     <w:p>
       <w:pPr>
-        <w:pStyle w:val="Bullet-"/>
-      </w:pPr>
-      <w:r>
-        <w:t>Cài đặt trên python:</w:t>
-      </w:r>
+        <w:pStyle w:val="Heading2"/>
+      </w:pPr>
+      <w:bookmarkStart w:id="17" w:name="_Toc196490843"/>
+      <w:r>
+        <w:t>Kết quả chạy với 3 mô hình hồi quy</w:t>
+      </w:r>
+      <w:bookmarkEnd w:id="17"/>
     </w:p>
     <w:p>
       <w:pPr>
+        <w:pStyle w:val="Bullet-"/>
+      </w:pPr>
+      <w:r>
+        <w:t>Cài đặt trên python:</w:t>
+      </w:r>
+    </w:p>
+    <w:p>
+      <w:pPr>
         <w:pStyle w:val="Normaltop6"/>
+        <w:keepNext/>
         <w:jc w:val="center"/>
       </w:pPr>
       <w:r>
+        <w:rPr>
+          <w:noProof/>
+        </w:rPr>
         <w:lastRenderedPageBreak/>
         <w:drawing>
           <wp:inline distT="0" distB="0" distL="0" distR="0" wp14:anchorId="544D68E4" wp14:editId="38BDDA74">
@@ -9136,6 +9122,38 @@
     </w:p>
     <w:p>
       <w:pPr>
+        <w:pStyle w:val="Caption"/>
+      </w:pPr>
+      <w:bookmarkStart w:id="18" w:name="_Toc196490856"/>
+      <w:r>
+        <w:t xml:space="preserve">Hình </w:t>
+      </w:r>
+      <w:fldSimple w:instr=" STYLEREF 1 \s ">
+        <w:r>
+          <w:rPr>
+            <w:noProof/>
+          </w:rPr>
+          <w:t>4</w:t>
+        </w:r>
+      </w:fldSimple>
+      <w:r>
+        <w:noBreakHyphen/>
+      </w:r>
+      <w:fldSimple w:instr=" SEQ Figure \* ARABIC \s 1 ">
+        <w:r>
+          <w:rPr>
+            <w:noProof/>
+          </w:rPr>
+          <w:t>4</w:t>
+        </w:r>
+      </w:fldSimple>
+      <w:r>
+        <w:t xml:space="preserve"> Cài đặt các tham số đánh giá mô hình dùng python</w:t>
+      </w:r>
+      <w:bookmarkEnd w:id="18"/>
+    </w:p>
+    <w:p>
+      <w:pPr>
         <w:pStyle w:val="Bullet-"/>
       </w:pPr>
       <w:r>
@@ -9161,6 +9179,9 @@
         <w:jc w:val="center"/>
       </w:pPr>
       <w:r>
+        <w:rPr>
+          <w:noProof/>
+        </w:rPr>
         <w:drawing>
           <wp:inline distT="0" distB="0" distL="0" distR="0" wp14:anchorId="4C0A4D62" wp14:editId="42478E81">
             <wp:extent cx="5630061" cy="1028844"/>
@@ -9201,55 +9222,34 @@
     <w:p>
       <w:pPr>
         <w:pStyle w:val="Caption"/>
-        <w:spacing w:line="360" w:lineRule="auto"/>
-      </w:pPr>
-      <w:bookmarkStart w:id="15" w:name="_Toc196482414"/>
-      <w:r>
-        <w:t xml:space="preserve">Hình  </w:t>
-      </w:r>
-      <w:r>
-        <w:fldChar w:fldCharType="begin"/>
-      </w:r>
-      <w:r>
-        <w:instrText xml:space="preserve"> STYLEREF 1 \s </w:instrText>
-      </w:r>
-      <w:r>
-        <w:fldChar w:fldCharType="separate"/>
-      </w:r>
-      <w:r>
-        <w:rPr>
-          <w:noProof/>
-        </w:rPr>
-        <w:t>4</w:t>
-      </w:r>
-      <w:r>
-        <w:fldChar w:fldCharType="end"/>
-      </w:r>
-      <w:r>
-        <w:t>.</w:t>
-      </w:r>
-      <w:r>
-        <w:fldChar w:fldCharType="begin"/>
-      </w:r>
-      <w:r>
-        <w:instrText xml:space="preserve"> SEQ Hình_ \* ARABIC \s 1 </w:instrText>
-      </w:r>
-      <w:r>
-        <w:fldChar w:fldCharType="separate"/>
-      </w:r>
-      <w:r>
-        <w:rPr>
-          <w:noProof/>
-        </w:rPr>
-        <w:t>1</w:t>
-      </w:r>
-      <w:r>
-        <w:fldChar w:fldCharType="end"/>
-      </w:r>
-      <w:r>
-        <w:t xml:space="preserve"> Kết quả thực hiện</w:t>
-      </w:r>
-      <w:bookmarkEnd w:id="15"/>
+      </w:pPr>
+      <w:bookmarkStart w:id="19" w:name="_Toc196490857"/>
+      <w:r>
+        <w:t xml:space="preserve">Hình </w:t>
+      </w:r>
+      <w:fldSimple w:instr=" STYLEREF 1 \s ">
+        <w:r>
+          <w:rPr>
+            <w:noProof/>
+          </w:rPr>
+          <w:t>4</w:t>
+        </w:r>
+      </w:fldSimple>
+      <w:r>
+        <w:noBreakHyphen/>
+      </w:r>
+      <w:fldSimple w:instr=" SEQ Figure \* ARABIC \s 1 ">
+        <w:r>
+          <w:rPr>
+            <w:noProof/>
+          </w:rPr>
+          <w:t>5</w:t>
+        </w:r>
+      </w:fldSimple>
+      <w:r>
+        <w:t xml:space="preserve"> Kết quả chạy 3 mô hình hồi quy</w:t>
+      </w:r>
+      <w:bookmarkEnd w:id="19"/>
     </w:p>
     <w:p>
       <w:pPr>
@@ -10673,14 +10673,7 @@
                 <w:sz w:val="26"/>
                 <w:szCs w:val="26"/>
               </w:rPr>
-              <w:t>34.112</w:t>
-            </w:r>
-            <w:r>
-              <w:rPr>
-                <w:sz w:val="26"/>
-                <w:szCs w:val="26"/>
-              </w:rPr>
-              <w:t>%</w:t>
+              <w:t>34.112%</w:t>
             </w:r>
           </w:p>
         </w:tc>
@@ -10791,14 +10784,7 @@
                 <w:sz w:val="26"/>
                 <w:szCs w:val="26"/>
               </w:rPr>
-              <w:t>32.310</w:t>
-            </w:r>
-            <w:r>
-              <w:rPr>
-                <w:sz w:val="26"/>
-                <w:szCs w:val="26"/>
-              </w:rPr>
-              <w:t>%</w:t>
+              <w:t>32.310%</w:t>
             </w:r>
           </w:p>
         </w:tc>
@@ -10928,15 +10914,7 @@
                 <w:szCs w:val="26"/>
                 <w:highlight w:val="green"/>
               </w:rPr>
-              <w:t>29.696</w:t>
-            </w:r>
-            <w:r>
-              <w:rPr>
-                <w:sz w:val="26"/>
-                <w:szCs w:val="26"/>
-                <w:highlight w:val="green"/>
-              </w:rPr>
-              <w:t>%</w:t>
+              <w:t>29.696%</w:t>
             </w:r>
           </w:p>
         </w:tc>
@@ -11024,7 +11002,13 @@
         </m:sSup>
       </m:oMath>
       <w:r>
-        <w:t xml:space="preserve"> thấp; nghĩa là dữ liệu hiện tại chưa đủ giàu để mô hình học được quy luật giá nhà. Nguyên nhân có thể do thiếu những biến quan trọng để diễn giải (tọa độ, năm xây, chất lượng nội thất chi tiết, tiện ích xung quanh, dữ liệu kinh tế-xã hội, số mét mặt tiền nhà…).</w:t>
+        <w:t xml:space="preserve"> thấp; nghĩa là dữ liệu hiện tại </w:t>
+      </w:r>
+      <w:r>
+        <w:t>còn nhiều hạn chế</w:t>
+      </w:r>
+      <w:r>
+        <w:t xml:space="preserve"> để mô hình học được quy luật giá nhà. Nguyên nhân có thể do thiếu những biến quan trọng để diễn giải (tọa độ, năm xây, chất lượng nội thất chi tiết, tiện ích xung quanh, dữ liệu kinh tế-xã hội, số mét mặt tiền nhà…).</w:t>
       </w:r>
     </w:p>
     <w:p>
@@ -11062,12 +11046,12 @@
       <w:pPr>
         <w:pStyle w:val="Heading1"/>
       </w:pPr>
-      <w:bookmarkStart w:id="16" w:name="_Toc196482408"/>
+      <w:bookmarkStart w:id="20" w:name="_Toc196490844"/>
       <w:r>
         <w:lastRenderedPageBreak/>
         <w:t>So sánh với ChatGPT</w:t>
       </w:r>
-      <w:bookmarkEnd w:id="16"/>
+      <w:bookmarkEnd w:id="20"/>
     </w:p>
     <w:p>
       <w:pPr>
@@ -11121,53 +11105,33 @@
         <w:pStyle w:val="Caption"/>
         <w:spacing w:line="360" w:lineRule="auto"/>
       </w:pPr>
-      <w:bookmarkStart w:id="17" w:name="_Toc196482415"/>
+      <w:bookmarkStart w:id="21" w:name="_Toc196485300"/>
       <w:r>
         <w:t xml:space="preserve">Hình  </w:t>
       </w:r>
-      <w:r>
-        <w:fldChar w:fldCharType="begin"/>
-      </w:r>
-      <w:r>
-        <w:instrText xml:space="preserve"> STYLEREF 1 \s </w:instrText>
-      </w:r>
-      <w:r>
-        <w:fldChar w:fldCharType="separate"/>
-      </w:r>
-      <w:r>
-        <w:rPr>
-          <w:noProof/>
-        </w:rPr>
-        <w:t>5</w:t>
-      </w:r>
-      <w:r>
-        <w:fldChar w:fldCharType="end"/>
-      </w:r>
+      <w:fldSimple w:instr=" STYLEREF 1 \s ">
+        <w:r>
+          <w:rPr>
+            <w:noProof/>
+          </w:rPr>
+          <w:t>5</w:t>
+        </w:r>
+      </w:fldSimple>
       <w:r>
         <w:t>.</w:t>
       </w:r>
-      <w:r>
-        <w:fldChar w:fldCharType="begin"/>
-      </w:r>
-      <w:r>
-        <w:instrText xml:space="preserve"> SEQ Hình_ \* ARABIC \s 1 </w:instrText>
-      </w:r>
-      <w:r>
-        <w:fldChar w:fldCharType="separate"/>
-      </w:r>
-      <w:r>
-        <w:rPr>
-          <w:noProof/>
-        </w:rPr>
-        <w:t>1</w:t>
-      </w:r>
-      <w:r>
-        <w:fldChar w:fldCharType="end"/>
-      </w:r>
+      <w:fldSimple w:instr=" SEQ Hình_ \* ARABIC \s 1 ">
+        <w:r>
+          <w:rPr>
+            <w:noProof/>
+          </w:rPr>
+          <w:t>1</w:t>
+        </w:r>
+      </w:fldSimple>
       <w:r>
         <w:t xml:space="preserve"> Cách đặt câu hỏi cho ChatGPT</w:t>
       </w:r>
-      <w:bookmarkEnd w:id="17"/>
+      <w:bookmarkEnd w:id="21"/>
     </w:p>
     <w:p>
       <w:pPr>
@@ -11222,53 +11186,33 @@
         <w:pStyle w:val="Caption"/>
         <w:spacing w:line="360" w:lineRule="auto"/>
       </w:pPr>
-      <w:bookmarkStart w:id="18" w:name="_Toc196482416"/>
+      <w:bookmarkStart w:id="22" w:name="_Toc196485301"/>
       <w:r>
         <w:t xml:space="preserve">Hình  </w:t>
       </w:r>
-      <w:r>
-        <w:fldChar w:fldCharType="begin"/>
-      </w:r>
-      <w:r>
-        <w:instrText xml:space="preserve"> STYLEREF 1 \s </w:instrText>
-      </w:r>
-      <w:r>
-        <w:fldChar w:fldCharType="separate"/>
-      </w:r>
-      <w:r>
-        <w:rPr>
-          <w:noProof/>
-        </w:rPr>
-        <w:t>5</w:t>
-      </w:r>
-      <w:r>
-        <w:fldChar w:fldCharType="end"/>
-      </w:r>
+      <w:fldSimple w:instr=" STYLEREF 1 \s ">
+        <w:r>
+          <w:rPr>
+            <w:noProof/>
+          </w:rPr>
+          <w:t>5</w:t>
+        </w:r>
+      </w:fldSimple>
       <w:r>
         <w:t>.</w:t>
       </w:r>
-      <w:r>
-        <w:fldChar w:fldCharType="begin"/>
-      </w:r>
-      <w:r>
-        <w:instrText xml:space="preserve"> SEQ Hình_ \* ARABIC \s 1 </w:instrText>
-      </w:r>
-      <w:r>
-        <w:fldChar w:fldCharType="separate"/>
-      </w:r>
-      <w:r>
-        <w:rPr>
-          <w:noProof/>
-        </w:rPr>
-        <w:t>2</w:t>
-      </w:r>
-      <w:r>
-        <w:fldChar w:fldCharType="end"/>
-      </w:r>
+      <w:fldSimple w:instr=" SEQ Hình_ \* ARABIC \s 1 ">
+        <w:r>
+          <w:rPr>
+            <w:noProof/>
+          </w:rPr>
+          <w:t>2</w:t>
+        </w:r>
+      </w:fldSimple>
       <w:r>
         <w:t xml:space="preserve"> Phản hồi của ChatGPT về lựa chọn thuật toán</w:t>
       </w:r>
-      <w:bookmarkEnd w:id="18"/>
+      <w:bookmarkEnd w:id="22"/>
     </w:p>
     <w:p>
       <w:pPr>
@@ -11323,53 +11267,33 @@
         <w:pStyle w:val="Caption"/>
         <w:spacing w:line="360" w:lineRule="auto"/>
       </w:pPr>
-      <w:bookmarkStart w:id="19" w:name="_Toc196482417"/>
+      <w:bookmarkStart w:id="23" w:name="_Toc196485302"/>
       <w:r>
         <w:t xml:space="preserve">Hình  </w:t>
       </w:r>
-      <w:r>
-        <w:fldChar w:fldCharType="begin"/>
-      </w:r>
-      <w:r>
-        <w:instrText xml:space="preserve"> STYLEREF 1 \s </w:instrText>
-      </w:r>
-      <w:r>
-        <w:fldChar w:fldCharType="separate"/>
-      </w:r>
-      <w:r>
-        <w:rPr>
-          <w:noProof/>
-        </w:rPr>
-        <w:t>5</w:t>
-      </w:r>
-      <w:r>
-        <w:fldChar w:fldCharType="end"/>
-      </w:r>
+      <w:fldSimple w:instr=" STYLEREF 1 \s ">
+        <w:r>
+          <w:rPr>
+            <w:noProof/>
+          </w:rPr>
+          <w:t>5</w:t>
+        </w:r>
+      </w:fldSimple>
       <w:r>
         <w:t>.</w:t>
       </w:r>
-      <w:r>
-        <w:fldChar w:fldCharType="begin"/>
-      </w:r>
-      <w:r>
-        <w:instrText xml:space="preserve"> SEQ Hình_ \* ARABIC \s 1 </w:instrText>
-      </w:r>
-      <w:r>
-        <w:fldChar w:fldCharType="separate"/>
-      </w:r>
-      <w:r>
-        <w:rPr>
-          <w:noProof/>
-        </w:rPr>
-        <w:t>3</w:t>
-      </w:r>
-      <w:r>
-        <w:fldChar w:fldCharType="end"/>
-      </w:r>
+      <w:fldSimple w:instr=" SEQ Hình_ \* ARABIC \s 1 ">
+        <w:r>
+          <w:rPr>
+            <w:noProof/>
+          </w:rPr>
+          <w:t>3</w:t>
+        </w:r>
+      </w:fldSimple>
       <w:r>
         <w:t xml:space="preserve"> Phản hồi của ChatGPT về lựa chọn độ đo</w:t>
       </w:r>
-      <w:bookmarkEnd w:id="19"/>
+      <w:bookmarkEnd w:id="23"/>
     </w:p>
     <w:p>
       <w:pPr>
@@ -11434,53 +11358,33 @@
         <w:pStyle w:val="Caption"/>
         <w:spacing w:line="360" w:lineRule="auto"/>
       </w:pPr>
-      <w:bookmarkStart w:id="20" w:name="_Toc196482418"/>
+      <w:bookmarkStart w:id="24" w:name="_Toc196485303"/>
       <w:r>
         <w:t xml:space="preserve">Hình  </w:t>
       </w:r>
-      <w:r>
-        <w:fldChar w:fldCharType="begin"/>
-      </w:r>
-      <w:r>
-        <w:instrText xml:space="preserve"> STYLEREF 1 \s </w:instrText>
-      </w:r>
-      <w:r>
-        <w:fldChar w:fldCharType="separate"/>
-      </w:r>
-      <w:r>
-        <w:rPr>
-          <w:noProof/>
-        </w:rPr>
-        <w:t>5</w:t>
-      </w:r>
-      <w:r>
-        <w:fldChar w:fldCharType="end"/>
-      </w:r>
+      <w:fldSimple w:instr=" STYLEREF 1 \s ">
+        <w:r>
+          <w:rPr>
+            <w:noProof/>
+          </w:rPr>
+          <w:t>5</w:t>
+        </w:r>
+      </w:fldSimple>
       <w:r>
         <w:t>.</w:t>
       </w:r>
-      <w:r>
-        <w:fldChar w:fldCharType="begin"/>
-      </w:r>
-      <w:r>
-        <w:instrText xml:space="preserve"> SEQ Hình_ \* ARABIC \s 1 </w:instrText>
-      </w:r>
-      <w:r>
-        <w:fldChar w:fldCharType="separate"/>
-      </w:r>
-      <w:r>
-        <w:rPr>
-          <w:noProof/>
-        </w:rPr>
-        <w:t>4</w:t>
-      </w:r>
-      <w:r>
-        <w:fldChar w:fldCharType="end"/>
-      </w:r>
+      <w:fldSimple w:instr=" SEQ Hình_ \* ARABIC \s 1 ">
+        <w:r>
+          <w:rPr>
+            <w:noProof/>
+          </w:rPr>
+          <w:t>4</w:t>
+        </w:r>
+      </w:fldSimple>
       <w:r>
         <w:t xml:space="preserve"> Prompt yêu cầu ChatGPT so sánh kết quả thực nghiệm</w:t>
       </w:r>
-      <w:bookmarkEnd w:id="20"/>
+      <w:bookmarkEnd w:id="24"/>
     </w:p>
     <w:p>
       <w:pPr>
@@ -11541,53 +11445,33 @@
         <w:pStyle w:val="Caption"/>
         <w:spacing w:line="360" w:lineRule="auto"/>
       </w:pPr>
-      <w:bookmarkStart w:id="21" w:name="_Toc196482419"/>
+      <w:bookmarkStart w:id="25" w:name="_Toc196485304"/>
       <w:r>
         <w:t xml:space="preserve">Hình  </w:t>
       </w:r>
-      <w:r>
-        <w:fldChar w:fldCharType="begin"/>
-      </w:r>
-      <w:r>
-        <w:instrText xml:space="preserve"> STYLEREF 1 \s </w:instrText>
-      </w:r>
-      <w:r>
-        <w:fldChar w:fldCharType="separate"/>
-      </w:r>
-      <w:r>
-        <w:rPr>
-          <w:noProof/>
-        </w:rPr>
-        <w:t>5</w:t>
-      </w:r>
-      <w:r>
-        <w:fldChar w:fldCharType="end"/>
-      </w:r>
+      <w:fldSimple w:instr=" STYLEREF 1 \s ">
+        <w:r>
+          <w:rPr>
+            <w:noProof/>
+          </w:rPr>
+          <w:t>5</w:t>
+        </w:r>
+      </w:fldSimple>
       <w:r>
         <w:t>.</w:t>
       </w:r>
-      <w:r>
-        <w:fldChar w:fldCharType="begin"/>
-      </w:r>
-      <w:r>
-        <w:instrText xml:space="preserve"> SEQ Hình_ \* ARABIC \s 1 </w:instrText>
-      </w:r>
-      <w:r>
-        <w:fldChar w:fldCharType="separate"/>
-      </w:r>
-      <w:r>
-        <w:rPr>
-          <w:noProof/>
-        </w:rPr>
-        <w:t>5</w:t>
-      </w:r>
-      <w:r>
-        <w:fldChar w:fldCharType="end"/>
-      </w:r>
+      <w:fldSimple w:instr=" SEQ Hình_ \* ARABIC \s 1 ">
+        <w:r>
+          <w:rPr>
+            <w:noProof/>
+          </w:rPr>
+          <w:t>5</w:t>
+        </w:r>
+      </w:fldSimple>
       <w:r>
         <w:t xml:space="preserve"> Kết quả ChatGPT đánh giá mô hình</w:t>
       </w:r>
-      <w:bookmarkEnd w:id="21"/>
+      <w:bookmarkEnd w:id="25"/>
     </w:p>
     <w:p>
       <w:pPr>
@@ -11638,11 +11522,13 @@
         <w:t>Về khả năng đọc hiểu kết quả của ChatGPT: không bị nhầm số, nhận xét rõ ràng, dễ hiểu, dễ theo dõi</w:t>
       </w:r>
     </w:p>
-    <w:bookmarkStart w:id="22" w:name="_Toc196482409" w:displacedByCustomXml="next"/>
+    <w:bookmarkStart w:id="26" w:name="_Toc196490845" w:displacedByCustomXml="next"/>
     <w:sdt>
       <w:sdtPr>
         <w:rPr>
           <w:rFonts w:eastAsia="Times New Roman"/>
+          <w:b w:val="0"/>
+          <w:bCs w:val="0"/>
           <w:sz w:val="28"/>
           <w:szCs w:val="28"/>
         </w:rPr>
@@ -11652,12 +11538,6 @@
           <w:docPartUnique/>
         </w:docPartObj>
       </w:sdtPr>
-      <w:sdtEndPr>
-        <w:rPr>
-          <w:b w:val="0"/>
-          <w:bCs w:val="0"/>
-        </w:rPr>
-      </w:sdtEndPr>
       <w:sdtContent>
         <w:p>
           <w:pPr>
@@ -11671,7 +11551,7 @@
           <w:r>
             <w:t>References</w:t>
           </w:r>
-          <w:bookmarkEnd w:id="22"/>
+          <w:bookmarkEnd w:id="26"/>
         </w:p>
         <w:sdt>
           <w:sdtPr>
